--- a/使用说明.docx
+++ b/使用说明.docx
@@ -2,7 +2,7 @@
 <file path=word/document.xml><?xml version="1.0" encoding="utf-8"?>
 <w:document xmlns:w="http://schemas.openxmlformats.org/wordprocessingml/2006/main" xmlns:m="http://schemas.openxmlformats.org/officeDocument/2006/math" xmlns:r="http://schemas.openxmlformats.org/officeDocument/2006/relationships" xmlns:o="urn:schemas-microsoft-com:office:office" xmlns:v="urn:schemas-microsoft-com:vml" xmlns:w10="urn:schemas-microsoft-com:office:word" xmlns:a="http://schemas.openxmlformats.org/drawingml/2006/main" xmlns:pic="http://schemas.openxmlformats.org/drawingml/2006/picture" xmlns:wp="http://schemas.openxmlformats.org/drawingml/2006/wordprocessingDrawing">
   <w:body>
-    <w:bookmarkStart w:id="35" w:name="专利知识库-使用说明"/>
+    <w:bookmarkStart w:id="35" w:name="patentia-使用说明"/>
     <w:p>
       <w:pPr>
         <w:pStyle w:val="Heading1"/>
@@ -11,7 +11,7 @@
         <w:rPr>
           <w:rFonts w:hint="eastAsia"/>
         </w:rPr>
-        <w:t xml:space="preserve">一、专利知识库</w:t>
+        <w:t xml:space="preserve">一、Patentia</w:t>
       </w:r>
       <w:r>
         <w:t xml:space="preserve"> · </w:t>
@@ -53,7 +53,7 @@
           <w:b/>
           <w:bCs/>
         </w:rPr>
-        <w:t xml:space="preserve">2217 </w:t>
+        <w:t xml:space="preserve">2077 </w:t>
       </w:r>
       <w:r>
         <w:rPr>
@@ -77,7 +77,7 @@
           <w:b/>
           <w:bCs/>
         </w:rPr>
-        <w:t xml:space="preserve">982 </w:t>
+        <w:t xml:space="preserve">851 </w:t>
       </w:r>
       <w:r>
         <w:rPr>
@@ -592,7 +592,7 @@
         <w:rPr>
           <w:rStyle w:val="VerbatimChar"/>
         </w:rPr>
-        <w:t xml:space="preserve">PatentKB-1.0.0-arm64.dmg</w:t>
+        <w:t xml:space="preserve">Patentia-1.0.0-arm64.dmg</w:t>
       </w:r>
       <w:r>
         <w:rPr>
@@ -677,7 +677,7 @@
         <w:t xml:space="preserve">，向下滚动到「安全性」一栏，会看到一行提示说</w:t>
       </w:r>
       <w:r>
-        <w:t xml:space="preserve"> PatentKB </w:t>
+        <w:t xml:space="preserve"> Patentia </w:t>
       </w:r>
       <w:r>
         <w:rPr>
@@ -802,7 +802,7 @@
         <w:rPr>
           <w:rStyle w:val="VerbatimChar"/>
         </w:rPr>
-        <w:t xml:space="preserve">PatentKB Setup 1.0.0.exe</w:t>
+        <w:t xml:space="preserve">Patentia Setup 1.0.0.exe</w:t>
       </w:r>
       <w:r>
         <w:rPr>
@@ -1008,7 +1008,7 @@
         <w:rPr>
           <w:rFonts w:hint="eastAsia"/>
         </w:rPr>
-        <w:t xml:space="preserve">顶部有搜索框，底部右下角有回到顶部的按钮（外圈是本页阅读进度）和批注按钮。</w:t>
+        <w:t xml:space="preserve">左栏顶部有搜索框，其右侧的齿轮按钮进入设置页；正文右下角有回到顶部的按钮（外圈是本页阅读进度）和批注按钮。</w:t>
       </w:r>
     </w:p>
     <w:bookmarkEnd w:id="24"/>
@@ -1047,7 +1047,7 @@
         <w:rPr>
           <w:rFonts w:hint="eastAsia"/>
         </w:rPr>
-        <w:t xml:space="preserve">点顶栏搜索框或按</w:t>
+        <w:t xml:space="preserve">点左栏搜索框或按</w:t>
       </w:r>
       <w:r>
         <w:t xml:space="preserve"> </w:t>
@@ -1133,7 +1133,7 @@
         <w:t xml:space="preserve">串起全部</w:t>
       </w:r>
       <w:r>
-        <w:t xml:space="preserve"> 2217 </w:t>
+        <w:t xml:space="preserve"> 2077 </w:t>
       </w:r>
       <w:r>
         <w:rPr>
@@ -1183,7 +1183,7 @@
         <w:t xml:space="preserve">的词是术语。点它跳到该术语的词条页，那里有释义、出处，以及与之相关的其他术语。全库共</w:t>
       </w:r>
       <w:r>
-        <w:t xml:space="preserve"> 7571 </w:t>
+        <w:t xml:space="preserve"> 8142 </w:t>
       </w:r>
       <w:r>
         <w:rPr>
@@ -1647,6 +1647,35 @@
     </w:p>
     <w:p>
       <w:pPr>
+        <w:pStyle w:val="FirstParagraph"/>
+      </w:pPr>
+      <w:r>
+        <w:rPr>
+          <w:rFonts w:hint="eastAsia"/>
+        </w:rPr>
+        <w:t xml:space="preserve">此外，在设置页的「批注」分类中可以指定一个保存目录。指定之后，桌面端会把批注自动落盘为</w:t>
+      </w:r>
+      <w:r>
+        <w:t xml:space="preserve"> Markdown </w:t>
+      </w:r>
+      <w:r>
+        <w:rPr>
+          <w:rFonts w:hint="eastAsia"/>
+        </w:rPr>
+        <w:t xml:space="preserve">文件：按标记所在章节命名，高亮与划线保留格式，笔记以脚注形式附在整段下方。这样即使不做</w:t>
+      </w:r>
+      <w:r>
+        <w:t xml:space="preserve"> JSON </w:t>
+      </w:r>
+      <w:r>
+        <w:rPr>
+          <w:rFonts w:hint="eastAsia"/>
+        </w:rPr>
+        <w:t xml:space="preserve">导出，批注也始终有一份可直接阅读的本机副本。</w:t>
+      </w:r>
+    </w:p>
+    <w:p>
+      <w:pPr>
         <w:pStyle w:val="BlockText"/>
       </w:pPr>
       <w:r>
@@ -1671,7 +1700,7 @@
       </w:r>
     </w:p>
     <w:bookmarkEnd w:id="29"/>
-    <w:bookmarkStart w:id="30" w:name="主题"/>
+    <w:bookmarkStart w:id="30" w:name="设置与界面主题"/>
     <w:p>
       <w:pPr>
         <w:pStyle w:val="Heading3"/>
@@ -1683,7 +1712,7 @@
         <w:rPr>
           <w:rFonts w:hint="eastAsia"/>
         </w:rPr>
-        <w:t xml:space="preserve">主题</w:t>
+        <w:t xml:space="preserve">设置与界面主题</w:t>
       </w:r>
     </w:p>
     <w:p>
@@ -1694,28 +1723,21 @@
         <w:rPr>
           <w:rFonts w:hint="eastAsia"/>
         </w:rPr>
-        <w:t xml:space="preserve">跟随系统的浅色/深色设置。</w:t>
-      </w:r>
-    </w:p>
-    <w:p>
-      <w:r>
-        <w:pict>
-          <v:rect style="width:0;height:1.5pt" o:hralign="center" o:hrstd="t" o:hr="t"/>
-        </w:pict>
-      </w:r>
-    </w:p>
-    <w:bookmarkEnd w:id="30"/>
-    <w:bookmarkEnd w:id="31"/>
-    <w:bookmarkStart w:id="32" w:name="隐私"/>
-    <w:p>
-      <w:pPr>
-        <w:pStyle w:val="Heading2"/>
-      </w:pPr>
-      <w:r>
-        <w:rPr>
-          <w:rFonts w:hint="eastAsia"/>
-        </w:rPr>
-        <w:t xml:space="preserve">（六）隐私</w:t>
+        <w:t xml:space="preserve">点左栏搜索框右侧的</w:t>
+      </w:r>
+      <w:r>
+        <w:rPr>
+          <w:rFonts w:hint="eastAsia"/>
+          <w:b/>
+          <w:bCs/>
+        </w:rPr>
+        <w:t xml:space="preserve">齿轮按钮</w:t>
+      </w:r>
+      <w:r>
+        <w:rPr>
+          <w:rFonts w:hint="eastAsia"/>
+        </w:rPr>
+        <w:t xml:space="preserve">进入设置页。设置页左侧的抽屉把设置分为三类：</w:t>
       </w:r>
     </w:p>
     <w:p>
@@ -1729,22 +1751,124 @@
       <w:r>
         <w:rPr>
           <w:rFonts w:hint="eastAsia"/>
-        </w:rPr>
-        <w:t xml:space="preserve">应用</w:t>
-      </w:r>
-      <w:r>
-        <w:rPr>
-          <w:rFonts w:hint="eastAsia"/>
-          <w:b/>
-          <w:bCs/>
-        </w:rPr>
-        <w:t xml:space="preserve">不发出任何网络请求</w:t>
-      </w:r>
-      <w:r>
-        <w:rPr>
-          <w:rFonts w:hint="eastAsia"/>
-        </w:rPr>
-        <w:t xml:space="preserve">。内容、图片、图标全部内置。</w:t>
+          <w:b/>
+          <w:bCs/>
+        </w:rPr>
+        <w:t xml:space="preserve">外观</w:t>
+      </w:r>
+      <w:r>
+        <w:t xml:space="preserve"> </w:t>
+      </w:r>
+      <w:r>
+        <w:t xml:space="preserve">—— </w:t>
+      </w:r>
+      <w:r>
+        <w:rPr>
+          <w:rFonts w:hint="eastAsia"/>
+        </w:rPr>
+        <w:t xml:space="preserve">明暗模式与界面主题。明暗模式有「浅色</w:t>
+      </w:r>
+      <w:r>
+        <w:t xml:space="preserve"> / </w:t>
+      </w:r>
+      <w:r>
+        <w:rPr>
+          <w:rFonts w:hint="eastAsia"/>
+        </w:rPr>
+        <w:t xml:space="preserve">深色</w:t>
+      </w:r>
+      <w:r>
+        <w:t xml:space="preserve"> / </w:t>
+      </w:r>
+      <w:r>
+        <w:rPr>
+          <w:rFonts w:hint="eastAsia"/>
+        </w:rPr>
+        <w:t xml:space="preserve">跟随系统」三档；界面主题共六套古风配色：</w:t>
+      </w:r>
+      <w:r>
+        <w:rPr>
+          <w:rFonts w:hint="eastAsia"/>
+          <w:b/>
+          <w:bCs/>
+        </w:rPr>
+        <w:t xml:space="preserve">宣纸</w:t>
+      </w:r>
+      <w:r>
+        <w:rPr>
+          <w:rFonts w:hint="eastAsia"/>
+        </w:rPr>
+        <w:t xml:space="preserve">（远山淡影）、</w:t>
+      </w:r>
+      <w:r>
+        <w:rPr>
+          <w:rFonts w:hint="eastAsia"/>
+          <w:b/>
+          <w:bCs/>
+        </w:rPr>
+        <w:t xml:space="preserve">水墨</w:t>
+      </w:r>
+      <w:r>
+        <w:rPr>
+          <w:rFonts w:hint="eastAsia"/>
+        </w:rPr>
+        <w:t xml:space="preserve">（山水泼墨）、</w:t>
+      </w:r>
+      <w:r>
+        <w:rPr>
+          <w:rFonts w:hint="eastAsia"/>
+          <w:b/>
+          <w:bCs/>
+        </w:rPr>
+        <w:t xml:space="preserve">青瓷</w:t>
+      </w:r>
+      <w:r>
+        <w:rPr>
+          <w:rFonts w:hint="eastAsia"/>
+        </w:rPr>
+        <w:t xml:space="preserve">（缠枝莲纹）、</w:t>
+      </w:r>
+      <w:r>
+        <w:rPr>
+          <w:rFonts w:hint="eastAsia"/>
+          <w:b/>
+          <w:bCs/>
+        </w:rPr>
+        <w:t xml:space="preserve">竹林</w:t>
+      </w:r>
+      <w:r>
+        <w:rPr>
+          <w:rFonts w:hint="eastAsia"/>
+        </w:rPr>
+        <w:t xml:space="preserve">（竹枝疏影）、</w:t>
+      </w:r>
+      <w:r>
+        <w:rPr>
+          <w:rFonts w:hint="eastAsia"/>
+          <w:b/>
+          <w:bCs/>
+        </w:rPr>
+        <w:t xml:space="preserve">暮山</w:t>
+      </w:r>
+      <w:r>
+        <w:rPr>
+          <w:rFonts w:hint="eastAsia"/>
+        </w:rPr>
+        <w:t xml:space="preserve">（群山暮霭）、</w:t>
+      </w:r>
+      <w:r>
+        <w:rPr>
+          <w:rFonts w:hint="eastAsia"/>
+          <w:b/>
+          <w:bCs/>
+        </w:rPr>
+        <w:t xml:space="preserve">玄夜</w:t>
+      </w:r>
+      <w:r>
+        <w:rPr>
+          <w:rFonts w:hint="eastAsia"/>
+        </w:rPr>
+        <w:t xml:space="preserve">（星月夜山）。每套各含浅色与深色两态，随明暗模式切换；页面底色、各栏字体与图谱配色一并跟随。</w:t>
       </w:r>
     </w:p>
     <w:p>
@@ -1758,8 +1882,31 @@
       <w:r>
         <w:rPr>
           <w:rFonts w:hint="eastAsia"/>
-        </w:rPr>
-        <w:t xml:space="preserve">没有遥测、没有崩溃上报、没有使用统计、没有账号。</w:t>
+          <w:b/>
+          <w:bCs/>
+        </w:rPr>
+        <w:t xml:space="preserve">批注</w:t>
+      </w:r>
+      <w:r>
+        <w:t xml:space="preserve"> </w:t>
+      </w:r>
+      <w:r>
+        <w:t xml:space="preserve">—— </w:t>
+      </w:r>
+      <w:r>
+        <w:rPr>
+          <w:rFonts w:hint="eastAsia"/>
+        </w:rPr>
+        <w:t xml:space="preserve">指定批注的保存目录，指定后桌面端会把批注自动落盘为</w:t>
+      </w:r>
+      <w:r>
+        <w:t xml:space="preserve"> Markdown </w:t>
+      </w:r>
+      <w:r>
+        <w:rPr>
+          <w:rFonts w:hint="eastAsia"/>
+        </w:rPr>
+        <w:t xml:space="preserve">文件（见上一节「批注」）。</w:t>
       </w:r>
     </w:p>
     <w:p>
@@ -1773,8 +1920,122 @@
       <w:r>
         <w:rPr>
           <w:rFonts w:hint="eastAsia"/>
-        </w:rPr>
-        <w:t xml:space="preserve">批注、笔记、高亮存在本机浏览器存储中，</w:t>
+          <w:b/>
+          <w:bCs/>
+        </w:rPr>
+        <w:t xml:space="preserve">关于</w:t>
+      </w:r>
+      <w:r>
+        <w:t xml:space="preserve"> </w:t>
+      </w:r>
+      <w:r>
+        <w:t xml:space="preserve">—— </w:t>
+      </w:r>
+      <w:r>
+        <w:rPr>
+          <w:rFonts w:hint="eastAsia"/>
+        </w:rPr>
+        <w:t xml:space="preserve">应用信息、图谱总览与专利库的使用说明，以及作者联系方式。</w:t>
+      </w:r>
+    </w:p>
+    <w:p>
+      <w:pPr>
+        <w:pStyle w:val="FirstParagraph"/>
+      </w:pPr>
+      <w:r>
+        <w:rPr>
+          <w:rFonts w:hint="eastAsia"/>
+        </w:rPr>
+        <w:t xml:space="preserve">抽屉左上角的「返回」回到进入设置前的页面。</w:t>
+      </w:r>
+    </w:p>
+    <w:p>
+      <w:r>
+        <w:pict>
+          <v:rect style="width:0;height:1.5pt" o:hralign="center" o:hrstd="t" o:hr="t"/>
+        </w:pict>
+      </w:r>
+    </w:p>
+    <w:bookmarkEnd w:id="30"/>
+    <w:bookmarkEnd w:id="31"/>
+    <w:bookmarkStart w:id="32" w:name="隐私"/>
+    <w:p>
+      <w:pPr>
+        <w:pStyle w:val="Heading2"/>
+      </w:pPr>
+      <w:r>
+        <w:rPr>
+          <w:rFonts w:hint="eastAsia"/>
+        </w:rPr>
+        <w:t xml:space="preserve">（六）隐私</w:t>
+      </w:r>
+    </w:p>
+    <w:p>
+      <w:pPr>
+        <w:pStyle w:val="Compact"/>
+        <w:numPr>
+          <w:ilvl w:val="0"/>
+          <w:numId w:val="1008"/>
+        </w:numPr>
+      </w:pPr>
+      <w:r>
+        <w:rPr>
+          <w:rFonts w:hint="eastAsia"/>
+        </w:rPr>
+        <w:t xml:space="preserve">应用</w:t>
+      </w:r>
+      <w:r>
+        <w:rPr>
+          <w:rFonts w:hint="eastAsia"/>
+          <w:b/>
+          <w:bCs/>
+        </w:rPr>
+        <w:t xml:space="preserve">不发出任何网络请求</w:t>
+      </w:r>
+      <w:r>
+        <w:rPr>
+          <w:rFonts w:hint="eastAsia"/>
+        </w:rPr>
+        <w:t xml:space="preserve">。内容、图片、图标全部内置。</w:t>
+      </w:r>
+    </w:p>
+    <w:p>
+      <w:pPr>
+        <w:pStyle w:val="Compact"/>
+        <w:numPr>
+          <w:ilvl w:val="0"/>
+          <w:numId w:val="1008"/>
+        </w:numPr>
+      </w:pPr>
+      <w:r>
+        <w:rPr>
+          <w:rFonts w:hint="eastAsia"/>
+        </w:rPr>
+        <w:t xml:space="preserve">没有遥测、没有崩溃上报、没有使用统计、没有账号。</w:t>
+      </w:r>
+    </w:p>
+    <w:p>
+      <w:pPr>
+        <w:pStyle w:val="Compact"/>
+        <w:numPr>
+          <w:ilvl w:val="0"/>
+          <w:numId w:val="1008"/>
+        </w:numPr>
+      </w:pPr>
+      <w:r>
+        <w:rPr>
+          <w:rFonts w:hint="eastAsia"/>
+        </w:rPr>
+        <w:t xml:space="preserve">批注、笔记、高亮默认存在本机浏览器存储中；若在设置中指定了保存目录，还会落盘为该目录下的</w:t>
+      </w:r>
+      <w:r>
+        <w:t xml:space="preserve"> Markdown </w:t>
+      </w:r>
+      <w:r>
+        <w:rPr>
+          <w:rFonts w:hint="eastAsia"/>
+        </w:rPr>
+        <w:t xml:space="preserve">文件。两种存储都在你自己的电脑上，</w:t>
       </w:r>
       <w:r>
         <w:rPr>
@@ -1788,7 +2049,7 @@
         <w:rPr>
           <w:rFonts w:hint="eastAsia"/>
         </w:rPr>
-        <w:t xml:space="preserve">。导出与导入都需要你手动选择文件。</w:t>
+        <w:t xml:space="preserve">。导出与导入也都需要你手动选择文件。</w:t>
       </w:r>
     </w:p>
     <w:p>
@@ -2484,6 +2745,9 @@
     <w:abstractNumId w:val="991"/>
   </w:num>
   <w:num w:numId="1007">
+    <w:abstractNumId w:val="991"/>
+  </w:num>
+  <w:num w:numId="1008">
     <w:abstractNumId w:val="991"/>
   </w:num>
 </w:numbering>

--- a/使用说明.docx
+++ b/使用说明.docx
@@ -802,7 +802,7 @@
         <w:rPr>
           <w:rStyle w:val="VerbatimChar"/>
         </w:rPr>
-        <w:t xml:space="preserve">Patentia Setup 1.0.0.exe</w:t>
+        <w:t xml:space="preserve">Patentia-Setup-1.0.0.exe</w:t>
       </w:r>
       <w:r>
         <w:rPr>

--- a/使用说明.docx
+++ b/使用说明.docx
@@ -2,7 +2,7 @@
 <file path=word/document.xml><?xml version="1.0" encoding="utf-8"?>
 <w:document xmlns:w="http://schemas.openxmlformats.org/wordprocessingml/2006/main" xmlns:m="http://schemas.openxmlformats.org/officeDocument/2006/math" xmlns:r="http://schemas.openxmlformats.org/officeDocument/2006/relationships" xmlns:o="urn:schemas-microsoft-com:office:office" xmlns:v="urn:schemas-microsoft-com:vml" xmlns:w10="urn:schemas-microsoft-com:office:word" xmlns:a="http://schemas.openxmlformats.org/drawingml/2006/main" xmlns:pic="http://schemas.openxmlformats.org/drawingml/2006/picture" xmlns:wp="http://schemas.openxmlformats.org/drawingml/2006/wordprocessingDrawing">
   <w:body>
-    <w:bookmarkStart w:id="35" w:name="patentia-使用说明"/>
+    <w:bookmarkStart w:id="35" w:name="patentreader-使用说明"/>
     <w:p>
       <w:pPr>
         <w:pStyle w:val="Heading1"/>
@@ -11,7 +11,7 @@
         <w:rPr>
           <w:rFonts w:hint="eastAsia"/>
         </w:rPr>
-        <w:t xml:space="preserve">一、Patentia</w:t>
+        <w:t xml:space="preserve">一、PatentReader</w:t>
       </w:r>
       <w:r>
         <w:t xml:space="preserve"> · </w:t>
@@ -592,7 +592,7 @@
         <w:rPr>
           <w:rStyle w:val="VerbatimChar"/>
         </w:rPr>
-        <w:t xml:space="preserve">Patentia-1.0.0-arm64.dmg</w:t>
+        <w:t xml:space="preserve">PatentReader-1.0.0-arm64.dmg</w:t>
       </w:r>
       <w:r>
         <w:rPr>
@@ -677,7 +677,7 @@
         <w:t xml:space="preserve">，向下滚动到「安全性」一栏，会看到一行提示说</w:t>
       </w:r>
       <w:r>
-        <w:t xml:space="preserve"> Patentia </w:t>
+        <w:t xml:space="preserve"> PatentReader </w:t>
       </w:r>
       <w:r>
         <w:rPr>
@@ -802,7 +802,7 @@
         <w:rPr>
           <w:rStyle w:val="VerbatimChar"/>
         </w:rPr>
-        <w:t xml:space="preserve">Patentia-Setup-1.0.0.exe</w:t>
+        <w:t xml:space="preserve">PatentReader-Setup-1.0.0.exe</w:t>
       </w:r>
       <w:r>
         <w:rPr>
@@ -1008,7 +1008,7 @@
         <w:rPr>
           <w:rFonts w:hint="eastAsia"/>
         </w:rPr>
-        <w:t xml:space="preserve">左栏顶部有搜索框，其右侧的齿轮按钮进入设置页；正文右下角有回到顶部的按钮（外圈是本页阅读进度）和批注按钮。</w:t>
+        <w:t xml:space="preserve">左栏顶部有搜索框，其右侧的齿轮按钮进入设置页；正文右下角有回到顶部的按钮，外圈是本页阅读进度。</w:t>
       </w:r>
     </w:p>
     <w:bookmarkEnd w:id="24"/>
@@ -1575,7 +1575,7 @@
         <w:rPr>
           <w:rFonts w:hint="eastAsia"/>
         </w:rPr>
-        <w:t xml:space="preserve">点右下角的批注按钮，可以看到当前页的全部批注，也可以在这里删除，或者：</w:t>
+        <w:t xml:space="preserve">进入设置页的「批注」分类，点「批注管理」，可以看到当前页的全部批注，也可以在这里删除，或者：</w:t>
       </w:r>
     </w:p>
     <w:p>

--- a/使用说明.docx
+++ b/使用说明.docx
@@ -2,7 +2,7 @@
 <file path=word/document.xml><?xml version="1.0" encoding="utf-8"?>
 <w:document xmlns:w="http://schemas.openxmlformats.org/wordprocessingml/2006/main" xmlns:m="http://schemas.openxmlformats.org/officeDocument/2006/math" xmlns:r="http://schemas.openxmlformats.org/officeDocument/2006/relationships" xmlns:o="urn:schemas-microsoft-com:office:office" xmlns:v="urn:schemas-microsoft-com:vml" xmlns:w10="urn:schemas-microsoft-com:office:word" xmlns:a="http://schemas.openxmlformats.org/drawingml/2006/main" xmlns:pic="http://schemas.openxmlformats.org/drawingml/2006/picture" xmlns:wp="http://schemas.openxmlformats.org/drawingml/2006/wordprocessingDrawing">
   <w:body>
-    <w:bookmarkStart w:id="35" w:name="patentreader-使用说明"/>
+    <w:bookmarkStart w:id="37" w:name="patentreader-使用说明"/>
     <w:p>
       <w:pPr>
         <w:pStyle w:val="Heading1"/>
@@ -104,13 +104,13 @@
           <w:b/>
           <w:bCs/>
         </w:rPr>
-        <w:t xml:space="preserve">完全离线</w:t>
-      </w:r>
-      <w:r>
-        <w:rPr>
-          <w:rFonts w:hint="eastAsia"/>
-        </w:rPr>
-        <w:t xml:space="preserve">。内容全部内置，打开就能用，不联网、不需要账号。你做的批注只存在自己的电脑上。</w:t>
+        <w:t xml:space="preserve">默认完全离线</w:t>
+      </w:r>
+      <w:r>
+        <w:rPr>
+          <w:rFonts w:hint="eastAsia"/>
+        </w:rPr>
+        <w:t xml:space="preserve">。内容全部内置，打开就能用，不需要账号。你做的批注只存在自己的电脑上。唯一会联网的是「检查更新」，它默认关着，只有你主动去点才会查一次版本号。</w:t>
       </w:r>
     </w:p>
     <w:tbl>
@@ -1012,7 +1012,7 @@
       </w:r>
     </w:p>
     <w:bookmarkEnd w:id="24"/>
-    <w:bookmarkStart w:id="31" w:name="怎么用"/>
+    <w:bookmarkStart w:id="33" w:name="怎么用"/>
     <w:p>
       <w:pPr>
         <w:pStyle w:val="Heading2"/>
@@ -1935,7 +1935,7 @@
         <w:rPr>
           <w:rFonts w:hint="eastAsia"/>
         </w:rPr>
-        <w:t xml:space="preserve">应用信息、图谱总览与专利库的使用说明，以及作者联系方式。</w:t>
+        <w:t xml:space="preserve">应用信息、检查更新、图谱总览与专利库的使用说明，以及作者联系方式。</w:t>
       </w:r>
     </w:p>
     <w:p>
@@ -1949,25 +1949,204 @@
         <w:t xml:space="preserve">抽屉左上角的「返回」回到进入设置前的页面。</w:t>
       </w:r>
     </w:p>
-    <w:p>
-      <w:r>
-        <w:pict>
-          <v:rect style="width:0;height:1.5pt" o:hralign="center" o:hrstd="t" o:hr="t"/>
-        </w:pict>
-      </w:r>
-    </w:p>
     <w:bookmarkEnd w:id="30"/>
+    <w:bookmarkStart w:id="31" w:name="检查更新"/>
+    <w:p>
+      <w:pPr>
+        <w:pStyle w:val="Heading3"/>
+      </w:pPr>
+      <w:r>
+        <w:t xml:space="preserve">7. </w:t>
+      </w:r>
+      <w:r>
+        <w:rPr>
+          <w:rFonts w:hint="eastAsia"/>
+        </w:rPr>
+        <w:t xml:space="preserve">检查更新</w:t>
+      </w:r>
+    </w:p>
+    <w:p>
+      <w:pPr>
+        <w:pStyle w:val="FirstParagraph"/>
+      </w:pPr>
+      <w:r>
+        <w:rPr>
+          <w:rFonts w:hint="eastAsia"/>
+        </w:rPr>
+        <w:t xml:space="preserve">在设置页的</w:t>
+      </w:r>
+      <w:r>
+        <w:rPr>
+          <w:rFonts w:hint="eastAsia"/>
+          <w:b/>
+          <w:bCs/>
+        </w:rPr>
+        <w:t xml:space="preserve">关于</w:t>
+      </w:r>
+      <w:r>
+        <w:rPr>
+          <w:rFonts w:hint="eastAsia"/>
+        </w:rPr>
+        <w:t xml:space="preserve">分类里，版本号下方有「检查更新」按钮。点它会向</w:t>
+      </w:r>
+      <w:r>
+        <w:t xml:space="preserve"> GitHub </w:t>
+      </w:r>
+      <w:r>
+        <w:rPr>
+          <w:rFonts w:hint="eastAsia"/>
+        </w:rPr>
+        <w:t xml:space="preserve">查询一次最新版本：已是最新会直接告诉你，有新版则显示版本号与更新说明，并给出「前往下载」——点击后用系统浏览器打开发布页，由你自行下载安装。</w:t>
+      </w:r>
+      <w:r>
+        <w:rPr>
+          <w:rFonts w:hint="eastAsia"/>
+          <w:b/>
+          <w:bCs/>
+        </w:rPr>
+        <w:t xml:space="preserve">应用不会自动下载，也不会自动安装。</w:t>
+      </w:r>
+    </w:p>
+    <w:p>
+      <w:pPr>
+        <w:pStyle w:val="BodyText"/>
+      </w:pPr>
+      <w:r>
+        <w:rPr>
+          <w:rFonts w:hint="eastAsia"/>
+        </w:rPr>
+        <w:t xml:space="preserve">按钮下方的「启动时自动检查更新」默认</w:t>
+      </w:r>
+      <w:r>
+        <w:rPr>
+          <w:rFonts w:hint="eastAsia"/>
+          <w:b/>
+          <w:bCs/>
+        </w:rPr>
+        <w:t xml:space="preserve">关闭</w:t>
+      </w:r>
+      <w:r>
+        <w:rPr>
+          <w:rFonts w:hint="eastAsia"/>
+        </w:rPr>
+        <w:t xml:space="preserve">。勾选后，每次启动应用四秒左右会在后台悄悄查一次，只有确实有新版时才弹窗提醒；已是最新或当时没有网络都不会打扰你。不勾选，应用就一如既往地完全不联网。</w:t>
+      </w:r>
+    </w:p>
+    <w:p>
+      <w:pPr>
+        <w:pStyle w:val="BodyText"/>
+      </w:pPr>
+      <w:r>
+        <w:rPr>
+          <w:rFonts w:hint="eastAsia"/>
+        </w:rPr>
+        <w:t xml:space="preserve">这项设置存在本机，跟随应用而非账号——本应用没有账号。</w:t>
+      </w:r>
+    </w:p>
     <w:bookmarkEnd w:id="31"/>
-    <w:bookmarkStart w:id="32" w:name="隐私"/>
-    <w:p>
-      <w:pPr>
-        <w:pStyle w:val="Heading2"/>
-      </w:pPr>
-      <w:r>
-        <w:rPr>
-          <w:rFonts w:hint="eastAsia"/>
-        </w:rPr>
-        <w:t xml:space="preserve">（六）隐私</w:t>
+    <w:bookmarkStart w:id="32" w:name="接入-ai-助手mcp"/>
+    <w:p>
+      <w:pPr>
+        <w:pStyle w:val="Heading3"/>
+      </w:pPr>
+      <w:r>
+        <w:t xml:space="preserve">8. </w:t>
+      </w:r>
+      <w:r>
+        <w:rPr>
+          <w:rFonts w:hint="eastAsia"/>
+        </w:rPr>
+        <w:t xml:space="preserve">接入</w:t>
+      </w:r>
+      <w:r>
+        <w:t xml:space="preserve"> AI </w:t>
+      </w:r>
+      <w:r>
+        <w:rPr>
+          <w:rFonts w:hint="eastAsia"/>
+        </w:rPr>
+        <w:t xml:space="preserve">助手（MCP）</w:t>
+      </w:r>
+    </w:p>
+    <w:p>
+      <w:pPr>
+        <w:pStyle w:val="FirstParagraph"/>
+      </w:pPr>
+      <w:r>
+        <w:rPr>
+          <w:rFonts w:hint="eastAsia"/>
+        </w:rPr>
+        <w:t xml:space="preserve">应用内附一个</w:t>
+      </w:r>
+      <w:r>
+        <w:t xml:space="preserve"> MCP </w:t>
+      </w:r>
+      <w:r>
+        <w:rPr>
+          <w:rFonts w:hint="eastAsia"/>
+        </w:rPr>
+        <w:t xml:space="preserve">服务。接上之后，Claude</w:t>
+      </w:r>
+      <w:r>
+        <w:t xml:space="preserve"> Code、Codex </w:t>
+      </w:r>
+      <w:r>
+        <w:rPr>
+          <w:rFonts w:hint="eastAsia"/>
+        </w:rPr>
+        <w:t xml:space="preserve">等支持</w:t>
+      </w:r>
+      <w:r>
+        <w:t xml:space="preserve"> MCP </w:t>
+      </w:r>
+      <w:r>
+        <w:rPr>
+          <w:rFonts w:hint="eastAsia"/>
+        </w:rPr>
+        <w:t xml:space="preserve">的</w:t>
+      </w:r>
+      <w:r>
+        <w:t xml:space="preserve"> AI </w:t>
+      </w:r>
+      <w:r>
+        <w:rPr>
+          <w:rFonts w:hint="eastAsia"/>
+        </w:rPr>
+        <w:t xml:space="preserve">工具就能直接在这七部法规里检索、读原文、查术语、按条号溯源，不必再手动翻阅。</w:t>
+      </w:r>
+    </w:p>
+    <w:p>
+      <w:pPr>
+        <w:pStyle w:val="BodyText"/>
+      </w:pPr>
+      <w:r>
+        <w:rPr>
+          <w:rFonts w:hint="eastAsia"/>
+        </w:rPr>
+        <w:t xml:space="preserve">设置页的</w:t>
+      </w:r>
+      <w:r>
+        <w:rPr>
+          <w:rFonts w:hint="eastAsia"/>
+          <w:b/>
+          <w:bCs/>
+        </w:rPr>
+        <w:t xml:space="preserve">关于</w:t>
+      </w:r>
+      <w:r>
+        <w:rPr>
+          <w:rFonts w:hint="eastAsia"/>
+        </w:rPr>
+        <w:t xml:space="preserve">分类里有「接入</w:t>
+      </w:r>
+      <w:r>
+        <w:t xml:space="preserve"> AI </w:t>
+      </w:r>
+      <w:r>
+        <w:rPr>
+          <w:rFonts w:hint="eastAsia"/>
+        </w:rPr>
+        <w:t xml:space="preserve">助手（MCP）」一节，里面已按你这台电脑的实际路径生成好命令：</w:t>
       </w:r>
     </w:p>
     <w:p>
@@ -1980,23 +2159,22 @@
       </w:pPr>
       <w:r>
         <w:rPr>
-          <w:rFonts w:hint="eastAsia"/>
-        </w:rPr>
-        <w:t xml:space="preserve">应用</w:t>
-      </w:r>
-      <w:r>
-        <w:rPr>
-          <w:rFonts w:hint="eastAsia"/>
-          <w:b/>
-          <w:bCs/>
-        </w:rPr>
-        <w:t xml:space="preserve">不发出任何网络请求</w:t>
-      </w:r>
-      <w:r>
-        <w:rPr>
-          <w:rFonts w:hint="eastAsia"/>
-        </w:rPr>
-        <w:t xml:space="preserve">。内容、图片、图标全部内置。</w:t>
+          <w:b/>
+          <w:bCs/>
+        </w:rPr>
+        <w:t xml:space="preserve">Claude Code</w:t>
+      </w:r>
+      <w:r>
+        <w:t xml:space="preserve"> </w:t>
+      </w:r>
+      <w:r>
+        <w:t xml:space="preserve">—— </w:t>
+      </w:r>
+      <w:r>
+        <w:rPr>
+          <w:rFonts w:hint="eastAsia"/>
+        </w:rPr>
+        <w:t xml:space="preserve">点「复制命令」，粘进终端执行一次即可；</w:t>
       </w:r>
     </w:p>
     <w:p>
@@ -2009,9 +2187,37 @@
       </w:pPr>
       <w:r>
         <w:rPr>
-          <w:rFonts w:hint="eastAsia"/>
-        </w:rPr>
-        <w:t xml:space="preserve">没有遥测、没有崩溃上报、没有使用统计、没有账号。</w:t>
+          <w:b/>
+          <w:bCs/>
+        </w:rPr>
+        <w:t xml:space="preserve">Codex CLI</w:t>
+      </w:r>
+      <w:r>
+        <w:t xml:space="preserve"> </w:t>
+      </w:r>
+      <w:r>
+        <w:t xml:space="preserve">—— </w:t>
+      </w:r>
+      <w:r>
+        <w:rPr>
+          <w:rFonts w:hint="eastAsia"/>
+        </w:rPr>
+        <w:t xml:space="preserve">点「复制配置」，粘进</w:t>
+      </w:r>
+      <w:r>
+        <w:t xml:space="preserve"> </w:t>
+      </w:r>
+      <w:r>
+        <w:rPr>
+          <w:rStyle w:val="VerbatimChar"/>
+        </w:rPr>
+        <w:t xml:space="preserve">~/.codex/config.toml</w:t>
+      </w:r>
+      <w:r>
+        <w:rPr>
+          <w:rFonts w:hint="eastAsia"/>
+        </w:rPr>
+        <w:t xml:space="preserve">；</w:t>
       </w:r>
     </w:p>
     <w:p>
@@ -2026,30 +2232,83 @@
         <w:rPr>
           <w:rFonts w:hint="eastAsia"/>
         </w:rPr>
-        <w:t xml:space="preserve">批注、笔记、高亮默认存在本机浏览器存储中；若在设置中指定了保存目录，还会落盘为该目录下的</w:t>
-      </w:r>
-      <w:r>
-        <w:t xml:space="preserve"> Markdown </w:t>
-      </w:r>
-      <w:r>
-        <w:rPr>
-          <w:rFonts w:hint="eastAsia"/>
-        </w:rPr>
-        <w:t xml:space="preserve">文件。两种存储都在你自己的电脑上，</w:t>
-      </w:r>
-      <w:r>
-        <w:rPr>
-          <w:rFonts w:hint="eastAsia"/>
-          <w:b/>
-          <w:bCs/>
-        </w:rPr>
-        <w:t xml:space="preserve">不会离开你的电脑</w:t>
-      </w:r>
-      <w:r>
-        <w:rPr>
-          <w:rFonts w:hint="eastAsia"/>
-        </w:rPr>
-        <w:t xml:space="preserve">。导出与导入也都需要你手动选择文件。</w:t>
+        <w:t xml:space="preserve">其他支持</w:t>
+      </w:r>
+      <w:r>
+        <w:t xml:space="preserve"> MCP </w:t>
+      </w:r>
+      <w:r>
+        <w:rPr>
+          <w:rFonts w:hint="eastAsia"/>
+        </w:rPr>
+        <w:t xml:space="preserve">的工具（如腾讯</w:t>
+      </w:r>
+      <w:r>
+        <w:t xml:space="preserve"> </w:t>
+      </w:r>
+      <w:r>
+        <w:rPr>
+          <w:rFonts w:hint="eastAsia"/>
+        </w:rPr>
+        <w:t xml:space="preserve">WorkBuddy），在它自己的</w:t>
+      </w:r>
+      <w:r>
+        <w:t xml:space="preserve"> MCP </w:t>
+      </w:r>
+      <w:r>
+        <w:rPr>
+          <w:rFonts w:hint="eastAsia"/>
+        </w:rPr>
+        <w:t xml:space="preserve">管理界面按同样的命令与参数填写。</w:t>
+      </w:r>
+    </w:p>
+    <w:p>
+      <w:pPr>
+        <w:pStyle w:val="FirstParagraph"/>
+      </w:pPr>
+      <w:r>
+        <w:rPr>
+          <w:rFonts w:hint="eastAsia"/>
+        </w:rPr>
+        <w:t xml:space="preserve">无须另装</w:t>
+      </w:r>
+      <w:r>
+        <w:t xml:space="preserve"> </w:t>
+      </w:r>
+      <w:r>
+        <w:rPr>
+          <w:rFonts w:hint="eastAsia"/>
+        </w:rPr>
+        <w:t xml:space="preserve">Node，也无须下载任何东西——服务就在应用安装包里。</w:t>
+      </w:r>
+    </w:p>
+    <w:p>
+      <w:pPr>
+        <w:pStyle w:val="BodyText"/>
+      </w:pPr>
+      <w:r>
+        <w:rPr>
+          <w:rFonts w:hint="eastAsia"/>
+        </w:rPr>
+        <w:t xml:space="preserve">接好后，AI</w:t>
+      </w:r>
+      <w:r>
+        <w:t xml:space="preserve"> </w:t>
+      </w:r>
+      <w:r>
+        <w:rPr>
+          <w:rFonts w:hint="eastAsia"/>
+        </w:rPr>
+        <w:t xml:space="preserve">工具会多出七个功能：全文检索、读原文、浏览目录、查术语、查法条、看图谱关联、列内容清单。它同样离线运行：AI</w:t>
+      </w:r>
+      <w:r>
+        <w:t xml:space="preserve"> </w:t>
+      </w:r>
+      <w:r>
+        <w:rPr>
+          <w:rFonts w:hint="eastAsia"/>
+        </w:rPr>
+        <w:t xml:space="preserve">工具与这个服务之间走进程管道，不开端口、不发网络请求，检索全部在你的电脑上完成。</w:t>
       </w:r>
     </w:p>
     <w:p>
@@ -2060,7 +2319,8 @@
       </w:r>
     </w:p>
     <w:bookmarkEnd w:id="32"/>
-    <w:bookmarkStart w:id="33" w:name="常见问题"/>
+    <w:bookmarkEnd w:id="33"/>
+    <w:bookmarkStart w:id="34" w:name="隐私"/>
     <w:p>
       <w:pPr>
         <w:pStyle w:val="Heading2"/>
@@ -2069,189 +2329,127 @@
         <w:rPr>
           <w:rFonts w:hint="eastAsia"/>
         </w:rPr>
-        <w:t xml:space="preserve">（七）常见问题</w:t>
-      </w:r>
-    </w:p>
-    <w:p>
-      <w:pPr>
-        <w:pStyle w:val="FirstParagraph"/>
-      </w:pPr>
-      <w:r>
-        <w:rPr>
-          <w:rFonts w:hint="eastAsia"/>
-          <w:b/>
-          <w:bCs/>
-        </w:rPr>
-        <w:t xml:space="preserve">打不开，提示「已损坏」或「无法验证开发者」</w:t>
-      </w:r>
-      <w:r>
-        <w:t xml:space="preserve"> </w:t>
-      </w:r>
-      <w:r>
-        <w:rPr>
-          <w:rFonts w:hint="eastAsia"/>
-        </w:rPr>
-        <w:t xml:space="preserve">这是未签名应用的正常拦截，不是文件损坏。按上面「安装」一节的步骤放行一次即可。</w:t>
-      </w:r>
-    </w:p>
-    <w:p>
-      <w:pPr>
-        <w:pStyle w:val="BodyText"/>
-      </w:pPr>
-      <w:r>
-        <w:rPr>
-          <w:rFonts w:hint="eastAsia"/>
-          <w:b/>
-          <w:bCs/>
-        </w:rPr>
-        <w:t xml:space="preserve">提示端口被占用</w:t>
-      </w:r>
-      <w:r>
-        <w:t xml:space="preserve"> </w:t>
-      </w:r>
-      <w:r>
-        <w:rPr>
-          <w:rFonts w:hint="eastAsia"/>
-        </w:rPr>
-        <w:t xml:space="preserve">应用固定使用本机</w:t>
-      </w:r>
-      <w:r>
-        <w:t xml:space="preserve"> 47821 </w:t>
-      </w:r>
-      <w:r>
-        <w:rPr>
-          <w:rFonts w:hint="eastAsia"/>
-        </w:rPr>
-        <w:t xml:space="preserve">端口。这是为了保住你的批注——浏览器按「地址</w:t>
-      </w:r>
-      <w:r>
-        <w:t xml:space="preserve"> + </w:t>
-      </w:r>
-      <w:r>
-        <w:rPr>
-          <w:rFonts w:hint="eastAsia"/>
-        </w:rPr>
-        <w:t xml:space="preserve">端口」隔离本地数据，换个端口等于换了一个空数据库，批注会看不见。请关闭占用该端口的程序后重试。</w:t>
-      </w:r>
-    </w:p>
-    <w:p>
-      <w:pPr>
-        <w:pStyle w:val="BodyText"/>
-      </w:pPr>
-      <w:r>
-        <w:rPr>
-          <w:rFonts w:hint="eastAsia"/>
-        </w:rPr>
-        <w:t xml:space="preserve">确需改端口时可设环境变量</w:t>
-      </w:r>
-      <w:r>
-        <w:t xml:space="preserve"> </w:t>
-      </w:r>
-      <w:r>
-        <w:rPr>
-          <w:rStyle w:val="VerbatimChar"/>
-        </w:rPr>
-        <w:t xml:space="preserve">PATENT_KB_PORT</w:t>
-      </w:r>
-      <w:r>
-        <w:rPr>
-          <w:rFonts w:hint="eastAsia"/>
-        </w:rPr>
-        <w:t xml:space="preserve">，但</w:t>
-      </w:r>
-      <w:r>
-        <w:rPr>
-          <w:rFonts w:hint="eastAsia"/>
-          <w:b/>
-          <w:bCs/>
-        </w:rPr>
-        <w:t xml:space="preserve">改之前请先在原端口下导出批注</w:t>
-      </w:r>
-      <w:r>
-        <w:rPr>
-          <w:rFonts w:hint="eastAsia"/>
-        </w:rPr>
-        <w:t xml:space="preserve">，再到新端口导入。</w:t>
-      </w:r>
-    </w:p>
-    <w:p>
-      <w:pPr>
-        <w:pStyle w:val="BodyText"/>
-      </w:pPr>
-      <w:r>
-        <w:rPr>
-          <w:rFonts w:hint="eastAsia"/>
-          <w:b/>
-          <w:bCs/>
-        </w:rPr>
-        <w:t xml:space="preserve">批注不见了</w:t>
-      </w:r>
-      <w:r>
-        <w:t xml:space="preserve"> </w:t>
-      </w:r>
-      <w:r>
-        <w:rPr>
-          <w:rFonts w:hint="eastAsia"/>
-        </w:rPr>
-        <w:t xml:space="preserve">先确认是不是换了端口启动（见上一条）。若是在原端口下打开，检查是否曾清理过浏览器数据。建议定期用「导出全部」做备份。</w:t>
-      </w:r>
-    </w:p>
-    <w:p>
-      <w:pPr>
-        <w:pStyle w:val="BodyText"/>
-      </w:pPr>
-      <w:r>
-        <w:rPr>
-          <w:rFonts w:hint="eastAsia"/>
-          <w:b/>
-          <w:bCs/>
-        </w:rPr>
-        <w:t xml:space="preserve">图谱页很卡</w:t>
-      </w:r>
-      <w:r>
-        <w:t xml:space="preserve"> </w:t>
-      </w:r>
-      <w:r>
-        <w:rPr>
-          <w:rFonts w:hint="eastAsia"/>
-        </w:rPr>
-        <w:t xml:space="preserve">全库图有两千多个节点。默认只显示骨架层（不含术语），如果你切到了「显示术语」，节点会翻倍。切回默认即可。</w:t>
-      </w:r>
-    </w:p>
-    <w:p>
-      <w:pPr>
-        <w:pStyle w:val="BodyText"/>
-      </w:pPr>
-      <w:r>
-        <w:rPr>
-          <w:rFonts w:hint="eastAsia"/>
-          <w:b/>
-          <w:bCs/>
-        </w:rPr>
-        <w:t xml:space="preserve">内容与官方文本不一致</w:t>
-      </w:r>
-      <w:r>
-        <w:t xml:space="preserve"> </w:t>
-      </w:r>
-      <w:r>
-        <w:rPr>
-          <w:rFonts w:hint="eastAsia"/>
-        </w:rPr>
-        <w:t xml:space="preserve">内容依据各文献的公开文本整理重构并经逐节复核，但</w:t>
-      </w:r>
-      <w:r>
-        <w:rPr>
-          <w:rFonts w:hint="eastAsia"/>
-          <w:b/>
-          <w:bCs/>
-        </w:rPr>
-        <w:t xml:space="preserve">如与官方正式文本有出入，以官方文本为准</w:t>
-      </w:r>
-      <w:r>
-        <w:rPr>
-          <w:rFonts w:hint="eastAsia"/>
-        </w:rPr>
-        <w:t xml:space="preserve">。本知识库不构成法律意见，不能替代对官方原文的查阅。法规会修订，使用前请确认版本是否仍现行有效。</w:t>
+        <w:t xml:space="preserve">（六）隐私</w:t>
+      </w:r>
+    </w:p>
+    <w:p>
+      <w:pPr>
+        <w:pStyle w:val="Compact"/>
+        <w:numPr>
+          <w:ilvl w:val="0"/>
+          <w:numId w:val="1009"/>
+        </w:numPr>
+      </w:pPr>
+      <w:r>
+        <w:rPr>
+          <w:rFonts w:hint="eastAsia"/>
+        </w:rPr>
+        <w:t xml:space="preserve">应用</w:t>
+      </w:r>
+      <w:r>
+        <w:rPr>
+          <w:rFonts w:hint="eastAsia"/>
+          <w:b/>
+          <w:bCs/>
+        </w:rPr>
+        <w:t xml:space="preserve">默认不发出任何网络请求</w:t>
+      </w:r>
+      <w:r>
+        <w:rPr>
+          <w:rFonts w:hint="eastAsia"/>
+        </w:rPr>
+        <w:t xml:space="preserve">。内容、图片、图标全部内置。</w:t>
+      </w:r>
+    </w:p>
+    <w:p>
+      <w:pPr>
+        <w:pStyle w:val="Compact"/>
+        <w:numPr>
+          <w:ilvl w:val="0"/>
+          <w:numId w:val="1009"/>
+        </w:numPr>
+      </w:pPr>
+      <w:r>
+        <w:rPr>
+          <w:rFonts w:hint="eastAsia"/>
+        </w:rPr>
+        <w:t xml:space="preserve">唯一的例外是设置页「关于」里的</w:t>
+      </w:r>
+      <w:r>
+        <w:rPr>
+          <w:rFonts w:hint="eastAsia"/>
+          <w:b/>
+          <w:bCs/>
+        </w:rPr>
+        <w:t xml:space="preserve">检查更新</w:t>
+      </w:r>
+      <w:r>
+        <w:rPr>
+          <w:rFonts w:hint="eastAsia"/>
+        </w:rPr>
+        <w:t xml:space="preserve">：默认关闭，只有你点了「检查更新」按钮、或勾选了「启动时自动检查更新」，它才会向</w:t>
+      </w:r>
+      <w:r>
+        <w:t xml:space="preserve"> GitHub </w:t>
+      </w:r>
+      <w:r>
+        <w:rPr>
+          <w:rFonts w:hint="eastAsia"/>
+        </w:rPr>
+        <w:t xml:space="preserve">查一次最新版本号。只查版本号，不下载任何文件、不自动安装、也不会把你的任何信息发出去。不想要就别勾，应用便一如既往地完全离线。</w:t>
+      </w:r>
+    </w:p>
+    <w:p>
+      <w:pPr>
+        <w:pStyle w:val="Compact"/>
+        <w:numPr>
+          <w:ilvl w:val="0"/>
+          <w:numId w:val="1009"/>
+        </w:numPr>
+      </w:pPr>
+      <w:r>
+        <w:rPr>
+          <w:rFonts w:hint="eastAsia"/>
+        </w:rPr>
+        <w:t xml:space="preserve">没有遥测、没有崩溃上报、没有使用统计、没有账号。</w:t>
+      </w:r>
+    </w:p>
+    <w:p>
+      <w:pPr>
+        <w:pStyle w:val="Compact"/>
+        <w:numPr>
+          <w:ilvl w:val="0"/>
+          <w:numId w:val="1009"/>
+        </w:numPr>
+      </w:pPr>
+      <w:r>
+        <w:rPr>
+          <w:rFonts w:hint="eastAsia"/>
+        </w:rPr>
+        <w:t xml:space="preserve">批注、笔记、高亮默认存在本机浏览器存储中；若在设置中指定了保存目录，还会落盘为该目录下的</w:t>
+      </w:r>
+      <w:r>
+        <w:t xml:space="preserve"> Markdown </w:t>
+      </w:r>
+      <w:r>
+        <w:rPr>
+          <w:rFonts w:hint="eastAsia"/>
+        </w:rPr>
+        <w:t xml:space="preserve">文件。两种存储都在你自己的电脑上，</w:t>
+      </w:r>
+      <w:r>
+        <w:rPr>
+          <w:rFonts w:hint="eastAsia"/>
+          <w:b/>
+          <w:bCs/>
+        </w:rPr>
+        <w:t xml:space="preserve">不会离开你的电脑</w:t>
+      </w:r>
+      <w:r>
+        <w:rPr>
+          <w:rFonts w:hint="eastAsia"/>
+        </w:rPr>
+        <w:t xml:space="preserve">。导出与导入也都需要你手动选择文件。</w:t>
       </w:r>
     </w:p>
     <w:p>
@@ -2261,8 +2459,8 @@
         </w:pict>
       </w:r>
     </w:p>
-    <w:bookmarkEnd w:id="33"/>
-    <w:bookmarkStart w:id="34" w:name="版本"/>
+    <w:bookmarkEnd w:id="34"/>
+    <w:bookmarkStart w:id="35" w:name="常见问题"/>
     <w:p>
       <w:pPr>
         <w:pStyle w:val="Heading2"/>
@@ -2271,6 +2469,208 @@
         <w:rPr>
           <w:rFonts w:hint="eastAsia"/>
         </w:rPr>
+        <w:t xml:space="preserve">（七）常见问题</w:t>
+      </w:r>
+    </w:p>
+    <w:p>
+      <w:pPr>
+        <w:pStyle w:val="FirstParagraph"/>
+      </w:pPr>
+      <w:r>
+        <w:rPr>
+          <w:rFonts w:hint="eastAsia"/>
+          <w:b/>
+          <w:bCs/>
+        </w:rPr>
+        <w:t xml:space="preserve">打不开，提示「已损坏」或「无法验证开发者」</w:t>
+      </w:r>
+      <w:r>
+        <w:t xml:space="preserve"> </w:t>
+      </w:r>
+      <w:r>
+        <w:rPr>
+          <w:rFonts w:hint="eastAsia"/>
+        </w:rPr>
+        <w:t xml:space="preserve">这是未签名应用的正常拦截，不是文件损坏。按上面「安装」一节的步骤放行一次即可。</w:t>
+      </w:r>
+    </w:p>
+    <w:p>
+      <w:pPr>
+        <w:pStyle w:val="BodyText"/>
+      </w:pPr>
+      <w:r>
+        <w:rPr>
+          <w:rFonts w:hint="eastAsia"/>
+          <w:b/>
+          <w:bCs/>
+        </w:rPr>
+        <w:t xml:space="preserve">提示端口被占用</w:t>
+      </w:r>
+      <w:r>
+        <w:t xml:space="preserve"> </w:t>
+      </w:r>
+      <w:r>
+        <w:rPr>
+          <w:rFonts w:hint="eastAsia"/>
+        </w:rPr>
+        <w:t xml:space="preserve">应用固定使用本机</w:t>
+      </w:r>
+      <w:r>
+        <w:t xml:space="preserve"> 47821 </w:t>
+      </w:r>
+      <w:r>
+        <w:rPr>
+          <w:rFonts w:hint="eastAsia"/>
+        </w:rPr>
+        <w:t xml:space="preserve">端口。这是为了保住你的批注——浏览器按「地址</w:t>
+      </w:r>
+      <w:r>
+        <w:t xml:space="preserve"> + </w:t>
+      </w:r>
+      <w:r>
+        <w:rPr>
+          <w:rFonts w:hint="eastAsia"/>
+        </w:rPr>
+        <w:t xml:space="preserve">端口」隔离本地数据，换个端口等于换了一个空数据库，批注会看不见。请关闭占用该端口的程序后重试。</w:t>
+      </w:r>
+    </w:p>
+    <w:p>
+      <w:pPr>
+        <w:pStyle w:val="BodyText"/>
+      </w:pPr>
+      <w:r>
+        <w:rPr>
+          <w:rFonts w:hint="eastAsia"/>
+        </w:rPr>
+        <w:t xml:space="preserve">确需改端口时可设环境变量</w:t>
+      </w:r>
+      <w:r>
+        <w:t xml:space="preserve"> </w:t>
+      </w:r>
+      <w:r>
+        <w:rPr>
+          <w:rStyle w:val="VerbatimChar"/>
+        </w:rPr>
+        <w:t xml:space="preserve">PATENT_KB_PORT</w:t>
+      </w:r>
+      <w:r>
+        <w:rPr>
+          <w:rFonts w:hint="eastAsia"/>
+        </w:rPr>
+        <w:t xml:space="preserve">，但</w:t>
+      </w:r>
+      <w:r>
+        <w:rPr>
+          <w:rFonts w:hint="eastAsia"/>
+          <w:b/>
+          <w:bCs/>
+        </w:rPr>
+        <w:t xml:space="preserve">改之前请先在原端口下导出批注</w:t>
+      </w:r>
+      <w:r>
+        <w:rPr>
+          <w:rFonts w:hint="eastAsia"/>
+        </w:rPr>
+        <w:t xml:space="preserve">，再到新端口导入。</w:t>
+      </w:r>
+    </w:p>
+    <w:p>
+      <w:pPr>
+        <w:pStyle w:val="BodyText"/>
+      </w:pPr>
+      <w:r>
+        <w:rPr>
+          <w:rFonts w:hint="eastAsia"/>
+          <w:b/>
+          <w:bCs/>
+        </w:rPr>
+        <w:t xml:space="preserve">批注不见了</w:t>
+      </w:r>
+      <w:r>
+        <w:t xml:space="preserve"> </w:t>
+      </w:r>
+      <w:r>
+        <w:rPr>
+          <w:rFonts w:hint="eastAsia"/>
+        </w:rPr>
+        <w:t xml:space="preserve">先确认是不是换了端口启动（见上一条）。若是在原端口下打开，检查是否曾清理过浏览器数据。建议定期用「导出全部」做备份。</w:t>
+      </w:r>
+    </w:p>
+    <w:p>
+      <w:pPr>
+        <w:pStyle w:val="BodyText"/>
+      </w:pPr>
+      <w:r>
+        <w:rPr>
+          <w:rFonts w:hint="eastAsia"/>
+          <w:b/>
+          <w:bCs/>
+        </w:rPr>
+        <w:t xml:space="preserve">图谱页很卡</w:t>
+      </w:r>
+      <w:r>
+        <w:t xml:space="preserve"> </w:t>
+      </w:r>
+      <w:r>
+        <w:rPr>
+          <w:rFonts w:hint="eastAsia"/>
+        </w:rPr>
+        <w:t xml:space="preserve">全库图有两千多个节点。默认只显示骨架层（不含术语），如果你切到了「显示术语」，节点会翻倍。切回默认即可。</w:t>
+      </w:r>
+    </w:p>
+    <w:p>
+      <w:pPr>
+        <w:pStyle w:val="BodyText"/>
+      </w:pPr>
+      <w:r>
+        <w:rPr>
+          <w:rFonts w:hint="eastAsia"/>
+          <w:b/>
+          <w:bCs/>
+        </w:rPr>
+        <w:t xml:space="preserve">内容与官方文本不一致</w:t>
+      </w:r>
+      <w:r>
+        <w:t xml:space="preserve"> </w:t>
+      </w:r>
+      <w:r>
+        <w:rPr>
+          <w:rFonts w:hint="eastAsia"/>
+        </w:rPr>
+        <w:t xml:space="preserve">内容依据各文献的公开文本整理重构并经逐节复核，但</w:t>
+      </w:r>
+      <w:r>
+        <w:rPr>
+          <w:rFonts w:hint="eastAsia"/>
+          <w:b/>
+          <w:bCs/>
+        </w:rPr>
+        <w:t xml:space="preserve">如与官方正式文本有出入，以官方文本为准</w:t>
+      </w:r>
+      <w:r>
+        <w:rPr>
+          <w:rFonts w:hint="eastAsia"/>
+        </w:rPr>
+        <w:t xml:space="preserve">。本知识库不构成法律意见，不能替代对官方原文的查阅。法规会修订，使用前请确认版本是否仍现行有效。</w:t>
+      </w:r>
+    </w:p>
+    <w:p>
+      <w:r>
+        <w:pict>
+          <v:rect style="width:0;height:1.5pt" o:hralign="center" o:hrstd="t" o:hr="t"/>
+        </w:pict>
+      </w:r>
+    </w:p>
+    <w:bookmarkEnd w:id="35"/>
+    <w:bookmarkStart w:id="36" w:name="版本"/>
+    <w:p>
+      <w:pPr>
+        <w:pStyle w:val="Heading2"/>
+      </w:pPr>
+      <w:r>
+        <w:rPr>
+          <w:rFonts w:hint="eastAsia"/>
+        </w:rPr>
         <w:t xml:space="preserve">（八）版本</w:t>
       </w:r>
     </w:p>
@@ -2282,7 +2682,7 @@
         <w:rPr>
           <w:rFonts w:hint="eastAsia"/>
         </w:rPr>
-        <w:t xml:space="preserve">v1.0.0。许可与内容来源见随附的</w:t>
+        <w:t xml:space="preserve">v1.1.0。许可与内容来源见随附的</w:t>
       </w:r>
       <w:r>
         <w:t xml:space="preserve"> </w:t>
@@ -2324,8 +2724,8 @@
         <w:t xml:space="preserve">。</w:t>
       </w:r>
     </w:p>
-    <w:bookmarkEnd w:id="34"/>
-    <w:bookmarkEnd w:id="35"/>
+    <w:bookmarkEnd w:id="36"/>
+    <w:bookmarkEnd w:id="37"/>
     <w:sectPr>
       <w:footerReference r:id="rId9" w:type="default"/>
       <w:headerReference r:id="rId10" w:type="default"/>
@@ -2748,6 +3148,9 @@
     <w:abstractNumId w:val="991"/>
   </w:num>
   <w:num w:numId="1008">
+    <w:abstractNumId w:val="991"/>
+  </w:num>
+  <w:num w:numId="1009">
     <w:abstractNumId w:val="991"/>
   </w:num>
 </w:numbering>

--- a/使用说明.docx
+++ b/使用说明.docx
@@ -1737,7 +1737,7 @@
         <w:rPr>
           <w:rFonts w:hint="eastAsia"/>
         </w:rPr>
-        <w:t xml:space="preserve">进入设置页。设置页左侧的抽屉把设置分为三类：</w:t>
+        <w:t xml:space="preserve">进入设置页。设置页左侧的抽屉把设置分为四类：</w:t>
       </w:r>
     </w:p>
     <w:p>
@@ -1919,6 +1919,61 @@
       </w:pPr>
       <w:r>
         <w:rPr>
+          <w:b/>
+          <w:bCs/>
+        </w:rPr>
+        <w:t xml:space="preserve">MCP</w:t>
+      </w:r>
+      <w:r>
+        <w:t xml:space="preserve"> </w:t>
+      </w:r>
+      <w:r>
+        <w:t xml:space="preserve">—— </w:t>
+      </w:r>
+      <w:r>
+        <w:rPr>
+          <w:rFonts w:hint="eastAsia"/>
+        </w:rPr>
+        <w:t xml:space="preserve">接入</w:t>
+      </w:r>
+      <w:r>
+        <w:t xml:space="preserve"> Claude Code、Codex </w:t>
+      </w:r>
+      <w:r>
+        <w:rPr>
+          <w:rFonts w:hint="eastAsia"/>
+        </w:rPr>
+        <w:t xml:space="preserve">等</w:t>
+      </w:r>
+      <w:r>
+        <w:t xml:space="preserve"> AI </w:t>
+      </w:r>
+      <w:r>
+        <w:rPr>
+          <w:rFonts w:hint="eastAsia"/>
+        </w:rPr>
+        <w:t xml:space="preserve">工具的命令，按你这台电脑的实际路径生成，可一键复制（见下文「接入</w:t>
+      </w:r>
+      <w:r>
+        <w:t xml:space="preserve"> AI </w:t>
+      </w:r>
+      <w:r>
+        <w:rPr>
+          <w:rFonts w:hint="eastAsia"/>
+        </w:rPr>
+        <w:t xml:space="preserve">助手」）。</w:t>
+      </w:r>
+    </w:p>
+    <w:p>
+      <w:pPr>
+        <w:pStyle w:val="Compact"/>
+        <w:numPr>
+          <w:ilvl w:val="0"/>
+          <w:numId w:val="1007"/>
+        </w:numPr>
+      </w:pPr>
+      <w:r>
+        <w:rPr>
           <w:rFonts w:hint="eastAsia"/>
           <w:b/>
           <w:bCs/>
@@ -2126,27 +2181,23 @@
         <w:t xml:space="preserve">设置页的</w:t>
       </w:r>
       <w:r>
-        <w:rPr>
-          <w:rFonts w:hint="eastAsia"/>
-          <w:b/>
-          <w:bCs/>
-        </w:rPr>
-        <w:t xml:space="preserve">关于</w:t>
-      </w:r>
-      <w:r>
-        <w:rPr>
-          <w:rFonts w:hint="eastAsia"/>
-        </w:rPr>
-        <w:t xml:space="preserve">分类里有「接入</w:t>
-      </w:r>
-      <w:r>
-        <w:t xml:space="preserve"> AI </w:t>
-      </w:r>
-      <w:r>
-        <w:rPr>
-          <w:rFonts w:hint="eastAsia"/>
-        </w:rPr>
-        <w:t xml:space="preserve">助手（MCP）」一节，里面已按你这台电脑的实际路径生成好命令：</w:t>
+        <w:t xml:space="preserve"> </w:t>
+      </w:r>
+      <w:r>
+        <w:rPr>
+          <w:b/>
+          <w:bCs/>
+        </w:rPr>
+        <w:t xml:space="preserve">MCP</w:t>
+      </w:r>
+      <w:r>
+        <w:t xml:space="preserve"> </w:t>
+      </w:r>
+      <w:r>
+        <w:rPr>
+          <w:rFonts w:hint="eastAsia"/>
+        </w:rPr>
+        <w:t xml:space="preserve">分类里已按你这台电脑的实际路径生成好命令：</w:t>
       </w:r>
     </w:p>
     <w:p>

--- a/使用说明.docx
+++ b/使用说明.docx
@@ -2,7 +2,7 @@
 <file path=word/document.xml><?xml version="1.0" encoding="utf-8"?>
 <w:document xmlns:w="http://schemas.openxmlformats.org/wordprocessingml/2006/main" xmlns:m="http://schemas.openxmlformats.org/officeDocument/2006/math" xmlns:r="http://schemas.openxmlformats.org/officeDocument/2006/relationships" xmlns:o="urn:schemas-microsoft-com:office:office" xmlns:v="urn:schemas-microsoft-com:vml" xmlns:w10="urn:schemas-microsoft-com:office:word" xmlns:a="http://schemas.openxmlformats.org/drawingml/2006/main" xmlns:pic="http://schemas.openxmlformats.org/drawingml/2006/picture" xmlns:wp="http://schemas.openxmlformats.org/drawingml/2006/wordprocessingDrawing">
   <w:body>
-    <w:bookmarkStart w:id="37" w:name="patentreader-使用说明"/>
+    <w:bookmarkStart w:id="37" w:name="ipreader-使用说明"/>
     <w:p>
       <w:pPr>
         <w:pStyle w:val="Heading1"/>
@@ -11,7 +11,7 @@
         <w:rPr>
           <w:rFonts w:hint="eastAsia"/>
         </w:rPr>
-        <w:t xml:space="preserve">一、PatentReader</w:t>
+        <w:t xml:space="preserve">一、IPReader</w:t>
       </w:r>
       <w:r>
         <w:t xml:space="preserve"> · </w:t>
@@ -43,7 +43,28 @@
         <w:rPr>
           <w:rFonts w:hint="eastAsia"/>
         </w:rPr>
-        <w:t xml:space="preserve">一座装进桌面应用的专利法规知识库。七部规范性文件与实务文献共</w:t>
+        <w:t xml:space="preserve">一座装进桌面应用的知识产权法规知识库。</w:t>
+      </w:r>
+      <w:r>
+        <w:rPr>
+          <w:b/>
+          <w:bCs/>
+        </w:rPr>
+        <w:t xml:space="preserve">88 </w:t>
+      </w:r>
+      <w:r>
+        <w:rPr>
+          <w:rFonts w:hint="eastAsia"/>
+          <w:b/>
+          <w:bCs/>
+        </w:rPr>
+        <w:t xml:space="preserve">部</w:t>
+      </w:r>
+      <w:r>
+        <w:rPr>
+          <w:rFonts w:hint="eastAsia"/>
+        </w:rPr>
+        <w:t xml:space="preserve">规范性文件与实务文献共</w:t>
       </w:r>
       <w:r>
         <w:t xml:space="preserve"> </w:t>
@@ -53,15 +74,15 @@
           <w:b/>
           <w:bCs/>
         </w:rPr>
-        <w:t xml:space="preserve">2077 </w:t>
-      </w:r>
-      <w:r>
-        <w:rPr>
-          <w:rFonts w:hint="eastAsia"/>
-          <w:b/>
-          <w:bCs/>
-        </w:rPr>
-        <w:t xml:space="preserve">页</w:t>
+        <w:t xml:space="preserve">6247 </w:t>
+      </w:r>
+      <w:r>
+        <w:rPr>
+          <w:rFonts w:hint="eastAsia"/>
+          <w:b/>
+          <w:bCs/>
+        </w:rPr>
+        <w:t xml:space="preserve">个正文页</w:t>
       </w:r>
       <w:r>
         <w:rPr>
@@ -77,7 +98,7 @@
           <w:b/>
           <w:bCs/>
         </w:rPr>
-        <w:t xml:space="preserve">851 </w:t>
+        <w:t xml:space="preserve">1035 </w:t>
       </w:r>
       <w:r>
         <w:rPr>
@@ -441,7 +462,120 @@
           </w:p>
         </w:tc>
       </w:tr>
+      <w:tr>
+        <w:tc>
+          <w:tcPr/>
+          <w:p>
+            <w:pPr>
+              <w:pStyle w:val="Compact"/>
+            </w:pPr>
+            <w:r>
+              <w:rPr>
+                <w:rFonts w:hint="eastAsia"/>
+              </w:rPr>
+              <w:t xml:space="preserve">司法解释与最高人民法院知识产权法庭裁判要旨</w:t>
+            </w:r>
+          </w:p>
+        </w:tc>
+        <w:tc>
+          <w:tcPr/>
+          <w:p>
+            <w:pPr>
+              <w:pStyle w:val="Compact"/>
+            </w:pPr>
+            <w:r>
+              <w:t xml:space="preserve">26 </w:t>
+            </w:r>
+            <w:r>
+              <w:rPr>
+                <w:rFonts w:hint="eastAsia"/>
+              </w:rPr>
+              <w:t xml:space="preserve">部</w:t>
+            </w:r>
+          </w:p>
+        </w:tc>
+      </w:tr>
+      <w:tr>
+        <w:tc>
+          <w:tcPr/>
+          <w:p>
+            <w:pPr>
+              <w:pStyle w:val="Compact"/>
+            </w:pPr>
+            <w:r>
+              <w:rPr>
+                <w:rFonts w:hint="eastAsia"/>
+              </w:rPr>
+              <w:t xml:space="preserve">法律、行政法规、部门规章与规范性文件</w:t>
+            </w:r>
+          </w:p>
+        </w:tc>
+        <w:tc>
+          <w:tcPr/>
+          <w:p>
+            <w:pPr>
+              <w:pStyle w:val="Compact"/>
+            </w:pPr>
+            <w:r>
+              <w:t xml:space="preserve">55 </w:t>
+            </w:r>
+            <w:r>
+              <w:rPr>
+                <w:rFonts w:hint="eastAsia"/>
+              </w:rPr>
+              <w:t xml:space="preserve">部</w:t>
+            </w:r>
+          </w:p>
+        </w:tc>
+      </w:tr>
     </w:tbl>
+    <w:p>
+      <w:pPr>
+        <w:pStyle w:val="BodyText"/>
+      </w:pPr>
+      <w:r>
+        <w:rPr>
+          <w:rFonts w:hint="eastAsia"/>
+        </w:rPr>
+        <w:t xml:space="preserve">上表前七行是主干工具书，后两行为扩展入库的</w:t>
+      </w:r>
+      <w:r>
+        <w:t xml:space="preserve"> 81 </w:t>
+      </w:r>
+      <w:r>
+        <w:rPr>
+          <w:rFonts w:hint="eastAsia"/>
+        </w:rPr>
+        <w:t xml:space="preserve">部，合计</w:t>
+      </w:r>
+      <w:r>
+        <w:t xml:space="preserve"> 88 </w:t>
+      </w:r>
+      <w:r>
+        <w:rPr>
+          <w:rFonts w:hint="eastAsia"/>
+        </w:rPr>
+        <w:t xml:space="preserve">部。完整清单见应用内首页。条文溯源覆盖</w:t>
+      </w:r>
+      <w:r>
+        <w:t xml:space="preserve"> 70 </w:t>
+      </w:r>
+      <w:r>
+        <w:rPr>
+          <w:rFonts w:hint="eastAsia"/>
+        </w:rPr>
+        <w:t xml:space="preserve">部法律法规的</w:t>
+      </w:r>
+      <w:r>
+        <w:t xml:space="preserve"> 2521 </w:t>
+      </w:r>
+      <w:r>
+        <w:rPr>
+          <w:rFonts w:hint="eastAsia"/>
+        </w:rPr>
+        <w:t xml:space="preserve">条条文正文。</w:t>
+      </w:r>
+    </w:p>
     <w:p>
       <w:r>
         <w:pict>
@@ -592,7 +726,7 @@
         <w:rPr>
           <w:rStyle w:val="VerbatimChar"/>
         </w:rPr>
-        <w:t xml:space="preserve">PatentReader-1.0.0-arm64.dmg</w:t>
+        <w:t xml:space="preserve">IPReader-1.3.0-arm64.dmg</w:t>
       </w:r>
       <w:r>
         <w:rPr>
@@ -677,7 +811,7 @@
         <w:t xml:space="preserve">，向下滚动到「安全性」一栏，会看到一行提示说</w:t>
       </w:r>
       <w:r>
-        <w:t xml:space="preserve"> PatentReader </w:t>
+        <w:t xml:space="preserve"> IPReader </w:t>
       </w:r>
       <w:r>
         <w:rPr>
@@ -802,7 +936,7 @@
         <w:rPr>
           <w:rStyle w:val="VerbatimChar"/>
         </w:rPr>
-        <w:t xml:space="preserve">PatentReader-Setup-1.0.0.exe</w:t>
+        <w:t xml:space="preserve">IPReader-Setup-1.3.0.exe</w:t>
       </w:r>
       <w:r>
         <w:rPr>
@@ -1133,13 +1267,13 @@
         <w:t xml:space="preserve">串起全部</w:t>
       </w:r>
       <w:r>
-        <w:t xml:space="preserve"> 2077 </w:t>
-      </w:r>
-      <w:r>
-        <w:rPr>
-          <w:rFonts w:hint="eastAsia"/>
-        </w:rPr>
-        <w:t xml:space="preserve">页——可以像读书一样一路读下去。键盘左右方向键同样可以翻页。</w:t>
+        <w:t xml:space="preserve"> 6247 </w:t>
+      </w:r>
+      <w:r>
+        <w:rPr>
+          <w:rFonts w:hint="eastAsia"/>
+        </w:rPr>
+        <w:t xml:space="preserve">个正文页——可以像读书一样一路读下去。键盘左右方向键同样可以翻页。</w:t>
       </w:r>
     </w:p>
     <w:bookmarkEnd w:id="26"/>
@@ -1183,7 +1317,7 @@
         <w:t xml:space="preserve">的词是术语。点它跳到该术语的词条页，那里有释义、出处，以及与之相关的其他术语。全库共</w:t>
       </w:r>
       <w:r>
-        <w:t xml:space="preserve"> 8142 </w:t>
+        <w:t xml:space="preserve"> 19104 </w:t>
       </w:r>
       <w:r>
         <w:rPr>
@@ -2167,7 +2301,16 @@
         <w:rPr>
           <w:rFonts w:hint="eastAsia"/>
         </w:rPr>
-        <w:t xml:space="preserve">工具就能直接在这七部法规里检索、读原文、查术语、按条号溯源，不必再手动翻阅。</w:t>
+        <w:t xml:space="preserve">工具就能直接在这</w:t>
+      </w:r>
+      <w:r>
+        <w:t xml:space="preserve"> 88 </w:t>
+      </w:r>
+      <w:r>
+        <w:rPr>
+          <w:rFonts w:hint="eastAsia"/>
+        </w:rPr>
+        <w:t xml:space="preserve">部法规与实务文献里检索、读原文、查术语、按条号溯源，不必再手动翻阅。</w:t>
       </w:r>
     </w:p>
     <w:p>
@@ -2733,7 +2876,7 @@
         <w:rPr>
           <w:rFonts w:hint="eastAsia"/>
         </w:rPr>
-        <w:t xml:space="preserve">v1.1.0。许可与内容来源见随附的</w:t>
+        <w:t xml:space="preserve">v1.3.0。许可与内容来源见随附的</w:t>
       </w:r>
       <w:r>
         <w:t xml:space="preserve"> </w:t>

--- a/使用说明.docx
+++ b/使用说明.docx
@@ -2,7 +2,7 @@
 <file path=word/document.xml><?xml version="1.0" encoding="utf-8"?>
 <w:document xmlns:w="http://schemas.openxmlformats.org/wordprocessingml/2006/main" xmlns:m="http://schemas.openxmlformats.org/officeDocument/2006/math" xmlns:r="http://schemas.openxmlformats.org/officeDocument/2006/relationships" xmlns:o="urn:schemas-microsoft-com:office:office" xmlns:v="urn:schemas-microsoft-com:vml" xmlns:w10="urn:schemas-microsoft-com:office:word" xmlns:a="http://schemas.openxmlformats.org/drawingml/2006/main" xmlns:pic="http://schemas.openxmlformats.org/drawingml/2006/picture" xmlns:wp="http://schemas.openxmlformats.org/drawingml/2006/wordprocessingDrawing">
   <w:body>
-    <w:bookmarkStart w:id="37" w:name="ipreader-使用说明"/>
+    <w:bookmarkStart w:id="37" w:name="ipreader--使用说明"/>
     <w:p>
       <w:pPr>
         <w:pStyle w:val="Heading1"/>
@@ -50,7 +50,7 @@
           <w:b/>
           <w:bCs/>
         </w:rPr>
-        <w:t xml:space="preserve">88 </w:t>
+        <w:t xml:space="preserve">76 </w:t>
       </w:r>
       <w:r>
         <w:rPr>
@@ -74,7 +74,7 @@
           <w:b/>
           <w:bCs/>
         </w:rPr>
-        <w:t xml:space="preserve">6247 </w:t>
+        <w:t xml:space="preserve">5963 </w:t>
       </w:r>
       <w:r>
         <w:rPr>
@@ -98,7 +98,7 @@
           <w:b/>
           <w:bCs/>
         </w:rPr>
-        <w:t xml:space="preserve">1035 </w:t>
+        <w:t xml:space="preserve">1743 </w:t>
       </w:r>
       <w:r>
         <w:rPr>
@@ -517,7 +517,7 @@
               <w:pStyle w:val="Compact"/>
             </w:pPr>
             <w:r>
-              <w:t xml:space="preserve">55 </w:t>
+              <w:t xml:space="preserve">43 </w:t>
             </w:r>
             <w:r>
               <w:rPr>
@@ -540,7 +540,7 @@
         <w:t xml:space="preserve">上表前七行是主干工具书，后两行为扩展入库的</w:t>
       </w:r>
       <w:r>
-        <w:t xml:space="preserve"> 81 </w:t>
+        <w:t xml:space="preserve"> 69 </w:t>
       </w:r>
       <w:r>
         <w:rPr>
@@ -549,7 +549,7 @@
         <w:t xml:space="preserve">部，合计</w:t>
       </w:r>
       <w:r>
-        <w:t xml:space="preserve"> 88 </w:t>
+        <w:t xml:space="preserve"> 76 </w:t>
       </w:r>
       <w:r>
         <w:rPr>
@@ -558,7 +558,7 @@
         <w:t xml:space="preserve">部。完整清单见应用内首页。条文溯源覆盖</w:t>
       </w:r>
       <w:r>
-        <w:t xml:space="preserve"> 70 </w:t>
+        <w:t xml:space="preserve"> 65 </w:t>
       </w:r>
       <w:r>
         <w:rPr>
@@ -567,7 +567,7 @@
         <w:t xml:space="preserve">部法律法规的</w:t>
       </w:r>
       <w:r>
-        <w:t xml:space="preserve"> 2521 </w:t>
+        <w:t xml:space="preserve"> 2409 </w:t>
       </w:r>
       <w:r>
         <w:rPr>
@@ -1267,7 +1267,7 @@
         <w:t xml:space="preserve">串起全部</w:t>
       </w:r>
       <w:r>
-        <w:t xml:space="preserve"> 6247 </w:t>
+        <w:t xml:space="preserve"> 5963 </w:t>
       </w:r>
       <w:r>
         <w:rPr>
@@ -2304,7 +2304,7 @@
         <w:t xml:space="preserve">工具就能直接在这</w:t>
       </w:r>
       <w:r>
-        <w:t xml:space="preserve"> 88 </w:t>
+        <w:t xml:space="preserve"> 76 </w:t>
       </w:r>
       <w:r>
         <w:rPr>
@@ -4019,7 +4019,7 @@
       <w:color w:themeColor="accent1" w:themeShade="BF" w:val="365F91"/>
     </w:rPr>
   </w:style>
-  <w:style w:type="paragraph" w:customStyle="1" w:styleId="SourceCode">
+  <w:style w:customStyle="1" w:styleId="SourceCode" w:type="paragraph">
     <w:name w:val="Source Code"/>
     <w:basedOn w:val="Normal"/>
     <w:link w:val="VerbatimChar"/>
@@ -4027,7 +4027,7 @@
       <w:wordWrap w:val="off"/>
     </w:pPr>
   </w:style>
-  <w:style w:type="character" w:customStyle="1" w:styleId="KeywordTok">
+  <w:style w:customStyle="1" w:styleId="KeywordTok" w:type="character">
     <w:name w:val="KeywordTok"/>
     <w:basedOn w:val="VerbatimChar"/>
     <w:rPr>
@@ -4035,77 +4035,77 @@
       <w:color w:val="007020"/>
     </w:rPr>
   </w:style>
-  <w:style w:type="character" w:customStyle="1" w:styleId="DataTypeTok">
+  <w:style w:customStyle="1" w:styleId="DataTypeTok" w:type="character">
     <w:name w:val="DataTypeTok"/>
     <w:basedOn w:val="VerbatimChar"/>
     <w:rPr>
       <w:color w:val="902000"/>
     </w:rPr>
   </w:style>
-  <w:style w:type="character" w:customStyle="1" w:styleId="DecValTok">
+  <w:style w:customStyle="1" w:styleId="DecValTok" w:type="character">
     <w:name w:val="DecValTok"/>
     <w:basedOn w:val="VerbatimChar"/>
     <w:rPr>
       <w:color w:val="40a070"/>
     </w:rPr>
   </w:style>
-  <w:style w:type="character" w:customStyle="1" w:styleId="BaseNTok">
+  <w:style w:customStyle="1" w:styleId="BaseNTok" w:type="character">
     <w:name w:val="BaseNTok"/>
     <w:basedOn w:val="VerbatimChar"/>
     <w:rPr>
       <w:color w:val="40a070"/>
     </w:rPr>
   </w:style>
-  <w:style w:type="character" w:customStyle="1" w:styleId="FloatTok">
+  <w:style w:customStyle="1" w:styleId="FloatTok" w:type="character">
     <w:name w:val="FloatTok"/>
     <w:basedOn w:val="VerbatimChar"/>
     <w:rPr>
       <w:color w:val="40a070"/>
     </w:rPr>
   </w:style>
-  <w:style w:type="character" w:customStyle="1" w:styleId="ConstantTok">
+  <w:style w:customStyle="1" w:styleId="ConstantTok" w:type="character">
     <w:name w:val="ConstantTok"/>
     <w:basedOn w:val="VerbatimChar"/>
     <w:rPr>
       <w:color w:val="880000"/>
     </w:rPr>
   </w:style>
-  <w:style w:type="character" w:customStyle="1" w:styleId="CharTok">
+  <w:style w:customStyle="1" w:styleId="CharTok" w:type="character">
     <w:name w:val="CharTok"/>
     <w:basedOn w:val="VerbatimChar"/>
     <w:rPr>
       <w:color w:val="4070a0"/>
     </w:rPr>
   </w:style>
-  <w:style w:type="character" w:customStyle="1" w:styleId="SpecialCharTok">
+  <w:style w:customStyle="1" w:styleId="SpecialCharTok" w:type="character">
     <w:name w:val="SpecialCharTok"/>
     <w:basedOn w:val="VerbatimChar"/>
     <w:rPr>
       <w:color w:val="4070a0"/>
     </w:rPr>
   </w:style>
-  <w:style w:type="character" w:customStyle="1" w:styleId="StringTok">
+  <w:style w:customStyle="1" w:styleId="StringTok" w:type="character">
     <w:name w:val="StringTok"/>
     <w:basedOn w:val="VerbatimChar"/>
     <w:rPr>
       <w:color w:val="4070a0"/>
     </w:rPr>
   </w:style>
-  <w:style w:type="character" w:customStyle="1" w:styleId="VerbatimStringTok">
+  <w:style w:customStyle="1" w:styleId="VerbatimStringTok" w:type="character">
     <w:name w:val="VerbatimStringTok"/>
     <w:basedOn w:val="VerbatimChar"/>
     <w:rPr>
       <w:color w:val="4070a0"/>
     </w:rPr>
   </w:style>
-  <w:style w:type="character" w:customStyle="1" w:styleId="SpecialStringTok">
+  <w:style w:customStyle="1" w:styleId="SpecialStringTok" w:type="character">
     <w:name w:val="SpecialStringTok"/>
     <w:basedOn w:val="VerbatimChar"/>
     <w:rPr>
       <w:color w:val="bb6688"/>
     </w:rPr>
   </w:style>
-  <w:style w:type="character" w:customStyle="1" w:styleId="ImportTok">
+  <w:style w:customStyle="1" w:styleId="ImportTok" w:type="character">
     <w:name w:val="ImportTok"/>
     <w:basedOn w:val="VerbatimChar"/>
     <w:rPr>
@@ -4113,7 +4113,7 @@
       <w:color w:val="008000"/>
     </w:rPr>
   </w:style>
-  <w:style w:type="character" w:customStyle="1" w:styleId="CommentTok">
+  <w:style w:customStyle="1" w:styleId="CommentTok" w:type="character">
     <w:name w:val="CommentTok"/>
     <w:basedOn w:val="VerbatimChar"/>
     <w:rPr>
@@ -4121,7 +4121,7 @@
       <w:color w:val="60a0b0"/>
     </w:rPr>
   </w:style>
-  <w:style w:type="character" w:customStyle="1" w:styleId="DocumentationTok">
+  <w:style w:customStyle="1" w:styleId="DocumentationTok" w:type="character">
     <w:name w:val="DocumentationTok"/>
     <w:basedOn w:val="VerbatimChar"/>
     <w:rPr>
@@ -4129,7 +4129,7 @@
       <w:color w:val="ba2121"/>
     </w:rPr>
   </w:style>
-  <w:style w:type="character" w:customStyle="1" w:styleId="AnnotationTok">
+  <w:style w:customStyle="1" w:styleId="AnnotationTok" w:type="character">
     <w:name w:val="AnnotationTok"/>
     <w:basedOn w:val="VerbatimChar"/>
     <w:rPr>
@@ -4138,7 +4138,7 @@
       <w:color w:val="60a0b0"/>
     </w:rPr>
   </w:style>
-  <w:style w:type="character" w:customStyle="1" w:styleId="CommentVarTok">
+  <w:style w:customStyle="1" w:styleId="CommentVarTok" w:type="character">
     <w:name w:val="CommentVarTok"/>
     <w:basedOn w:val="VerbatimChar"/>
     <w:rPr>
@@ -4147,28 +4147,28 @@
       <w:color w:val="60a0b0"/>
     </w:rPr>
   </w:style>
-  <w:style w:type="character" w:customStyle="1" w:styleId="OtherTok">
+  <w:style w:customStyle="1" w:styleId="OtherTok" w:type="character">
     <w:name w:val="OtherTok"/>
     <w:basedOn w:val="VerbatimChar"/>
     <w:rPr>
       <w:color w:val="007020"/>
     </w:rPr>
   </w:style>
-  <w:style w:type="character" w:customStyle="1" w:styleId="FunctionTok">
+  <w:style w:customStyle="1" w:styleId="FunctionTok" w:type="character">
     <w:name w:val="FunctionTok"/>
     <w:basedOn w:val="VerbatimChar"/>
     <w:rPr>
       <w:color w:val="06287e"/>
     </w:rPr>
   </w:style>
-  <w:style w:type="character" w:customStyle="1" w:styleId="VariableTok">
+  <w:style w:customStyle="1" w:styleId="VariableTok" w:type="character">
     <w:name w:val="VariableTok"/>
     <w:basedOn w:val="VerbatimChar"/>
     <w:rPr>
       <w:color w:val="19177c"/>
     </w:rPr>
   </w:style>
-  <w:style w:type="character" w:customStyle="1" w:styleId="ControlFlowTok">
+  <w:style w:customStyle="1" w:styleId="ControlFlowTok" w:type="character">
     <w:name w:val="ControlFlowTok"/>
     <w:basedOn w:val="VerbatimChar"/>
     <w:rPr>
@@ -4176,45 +4176,45 @@
       <w:color w:val="007020"/>
     </w:rPr>
   </w:style>
-  <w:style w:type="character" w:customStyle="1" w:styleId="OperatorTok">
+  <w:style w:customStyle="1" w:styleId="OperatorTok" w:type="character">
     <w:name w:val="OperatorTok"/>
     <w:basedOn w:val="VerbatimChar"/>
     <w:rPr>
       <w:color w:val="666666"/>
     </w:rPr>
   </w:style>
-  <w:style w:type="character" w:customStyle="1" w:styleId="BuiltInTok">
+  <w:style w:customStyle="1" w:styleId="BuiltInTok" w:type="character">
     <w:name w:val="BuiltInTok"/>
     <w:basedOn w:val="VerbatimChar"/>
     <w:rPr>
       <w:color w:val="008000"/>
     </w:rPr>
   </w:style>
-  <w:style w:type="character" w:customStyle="1" w:styleId="ExtensionTok">
+  <w:style w:customStyle="1" w:styleId="ExtensionTok" w:type="character">
     <w:name w:val="ExtensionTok"/>
     <w:basedOn w:val="VerbatimChar"/>
     <w:rPr/>
   </w:style>
-  <w:style w:type="character" w:customStyle="1" w:styleId="PreprocessorTok">
+  <w:style w:customStyle="1" w:styleId="PreprocessorTok" w:type="character">
     <w:name w:val="PreprocessorTok"/>
     <w:basedOn w:val="VerbatimChar"/>
     <w:rPr>
       <w:color w:val="bc7a00"/>
     </w:rPr>
   </w:style>
-  <w:style w:type="character" w:customStyle="1" w:styleId="AttributeTok">
+  <w:style w:customStyle="1" w:styleId="AttributeTok" w:type="character">
     <w:name w:val="AttributeTok"/>
     <w:basedOn w:val="VerbatimChar"/>
     <w:rPr>
       <w:color w:val="7d9029"/>
     </w:rPr>
   </w:style>
-  <w:style w:type="character" w:customStyle="1" w:styleId="RegionMarkerTok">
+  <w:style w:customStyle="1" w:styleId="RegionMarkerTok" w:type="character">
     <w:name w:val="RegionMarkerTok"/>
     <w:basedOn w:val="VerbatimChar"/>
     <w:rPr/>
   </w:style>
-  <w:style w:type="character" w:customStyle="1" w:styleId="InformationTok">
+  <w:style w:customStyle="1" w:styleId="InformationTok" w:type="character">
     <w:name w:val="InformationTok"/>
     <w:basedOn w:val="VerbatimChar"/>
     <w:rPr>
@@ -4223,7 +4223,7 @@
       <w:color w:val="60a0b0"/>
     </w:rPr>
   </w:style>
-  <w:style w:type="character" w:customStyle="1" w:styleId="WarningTok">
+  <w:style w:customStyle="1" w:styleId="WarningTok" w:type="character">
     <w:name w:val="WarningTok"/>
     <w:basedOn w:val="VerbatimChar"/>
     <w:rPr>
@@ -4232,7 +4232,7 @@
       <w:color w:val="60a0b0"/>
     </w:rPr>
   </w:style>
-  <w:style w:type="character" w:customStyle="1" w:styleId="AlertTok">
+  <w:style w:customStyle="1" w:styleId="AlertTok" w:type="character">
     <w:name w:val="AlertTok"/>
     <w:basedOn w:val="VerbatimChar"/>
     <w:rPr>
@@ -4240,7 +4240,7 @@
       <w:color w:val="ff0000"/>
     </w:rPr>
   </w:style>
-  <w:style w:type="character" w:customStyle="1" w:styleId="ErrorTok">
+  <w:style w:customStyle="1" w:styleId="ErrorTok" w:type="character">
     <w:name w:val="ErrorTok"/>
     <w:basedOn w:val="VerbatimChar"/>
     <w:rPr>
@@ -4248,7 +4248,7 @@
       <w:color w:val="ff0000"/>
     </w:rPr>
   </w:style>
-  <w:style w:type="character" w:customStyle="1" w:styleId="NormalTok">
+  <w:style w:customStyle="1" w:styleId="NormalTok" w:type="character">
     <w:name w:val="NormalTok"/>
     <w:basedOn w:val="VerbatimChar"/>
     <w:rPr/>

--- a/使用说明.docx
+++ b/使用说明.docx
@@ -2,7 +2,7 @@
 <file path=word/document.xml><?xml version="1.0" encoding="utf-8"?>
 <w:document xmlns:w="http://schemas.openxmlformats.org/wordprocessingml/2006/main" xmlns:m="http://schemas.openxmlformats.org/officeDocument/2006/math" xmlns:r="http://schemas.openxmlformats.org/officeDocument/2006/relationships" xmlns:o="urn:schemas-microsoft-com:office:office" xmlns:v="urn:schemas-microsoft-com:vml" xmlns:w10="urn:schemas-microsoft-com:office:word" xmlns:a="http://schemas.openxmlformats.org/drawingml/2006/main" xmlns:pic="http://schemas.openxmlformats.org/drawingml/2006/picture" xmlns:wp="http://schemas.openxmlformats.org/drawingml/2006/wordprocessingDrawing">
   <w:body>
-    <w:bookmarkStart w:id="37" w:name="ipreader--使用说明"/>
+    <w:bookmarkStart w:id="37" w:name="ipreader-使用说明"/>
     <w:p>
       <w:pPr>
         <w:pStyle w:val="Heading1"/>
@@ -726,7 +726,7 @@
         <w:rPr>
           <w:rStyle w:val="VerbatimChar"/>
         </w:rPr>
-        <w:t xml:space="preserve">IPReader-1.3.0-arm64.dmg</w:t>
+        <w:t xml:space="preserve">IPReader-1.6.0-arm64.dmg</w:t>
       </w:r>
       <w:r>
         <w:rPr>
@@ -936,7 +936,7 @@
         <w:rPr>
           <w:rStyle w:val="VerbatimChar"/>
         </w:rPr>
-        <w:t xml:space="preserve">IPReader-Setup-1.3.0.exe</w:t>
+        <w:t xml:space="preserve">IPReader-Setup-1.6.0.exe</w:t>
       </w:r>
       <w:r>
         <w:rPr>
@@ -2876,7 +2876,7 @@
         <w:rPr>
           <w:rFonts w:hint="eastAsia"/>
         </w:rPr>
-        <w:t xml:space="preserve">v1.3.0。许可与内容来源见随附的</w:t>
+        <w:t xml:space="preserve">v1.6.0。许可与内容来源见随附的</w:t>
       </w:r>
       <w:r>
         <w:t xml:space="preserve"> </w:t>

--- a/使用说明.docx
+++ b/使用说明.docx
@@ -2,7 +2,7 @@
 <file path=word/document.xml><?xml version="1.0" encoding="utf-8"?>
 <w:document xmlns:w="http://schemas.openxmlformats.org/wordprocessingml/2006/main" xmlns:m="http://schemas.openxmlformats.org/officeDocument/2006/math" xmlns:r="http://schemas.openxmlformats.org/officeDocument/2006/relationships" xmlns:o="urn:schemas-microsoft-com:office:office" xmlns:v="urn:schemas-microsoft-com:vml" xmlns:w10="urn:schemas-microsoft-com:office:word" xmlns:a="http://schemas.openxmlformats.org/drawingml/2006/main" xmlns:pic="http://schemas.openxmlformats.org/drawingml/2006/picture" xmlns:wp="http://schemas.openxmlformats.org/drawingml/2006/wordprocessingDrawing">
   <w:body>
-    <w:bookmarkStart w:id="37" w:name="ipreader-使用说明"/>
+    <w:bookmarkStart w:id="40" w:name="ipreader-使用说明"/>
     <w:p>
       <w:pPr>
         <w:pStyle w:val="Heading1"/>
@@ -577,6 +577,52 @@
       </w:r>
     </w:p>
     <w:p>
+      <w:pPr>
+        <w:pStyle w:val="BodyText"/>
+      </w:pPr>
+      <w:r>
+        <w:t xml:space="preserve">76 </w:t>
+      </w:r>
+      <w:r>
+        <w:rPr>
+          <w:rFonts w:hint="eastAsia"/>
+        </w:rPr>
+        <w:t xml:space="preserve">部文献按</w:t>
+      </w:r>
+      <w:r>
+        <w:rPr>
+          <w:rFonts w:hint="eastAsia"/>
+          <w:b/>
+          <w:bCs/>
+        </w:rPr>
+        <w:t xml:space="preserve">专利、商标、著作权、竞争法、品种布图、综合程序</w:t>
+      </w:r>
+      <w:r>
+        <w:rPr>
+          <w:rFonts w:hint="eastAsia"/>
+        </w:rPr>
+        <w:t xml:space="preserve">六个法域归类；1743</w:t>
+      </w:r>
+      <w:r>
+        <w:t xml:space="preserve"> </w:t>
+      </w:r>
+      <w:r>
+        <w:rPr>
+          <w:rFonts w:hint="eastAsia"/>
+        </w:rPr>
+        <w:t xml:space="preserve">个术语词条同样覆盖这六个法域，在关键词索引中按</w:t>
+      </w:r>
+      <w:r>
+        <w:t xml:space="preserve"> 41 </w:t>
+      </w:r>
+      <w:r>
+        <w:rPr>
+          <w:rFonts w:hint="eastAsia"/>
+        </w:rPr>
+        <w:t xml:space="preserve">个主题分组编排。目录树、搜索、关键词索引与知识图谱四者的书目范围一致——图谱中能看到的，正文里都读得到，反之亦然。</w:t>
+      </w:r>
+    </w:p>
+    <w:p>
       <w:r>
         <w:pict>
           <v:rect style="width:0;height:1.5pt" o:hralign="center" o:hrstd="t" o:hr="t"/>
@@ -1067,25 +1113,7 @@
         <w:rPr>
           <w:rFonts w:hint="eastAsia"/>
         </w:rPr>
-        <w:t xml:space="preserve">：目录树。按书</w:t>
-      </w:r>
-      <w:r>
-        <w:t xml:space="preserve"> → </w:t>
-      </w:r>
-      <w:r>
-        <w:rPr>
-          <w:rFonts w:hint="eastAsia"/>
-        </w:rPr>
-        <w:t xml:space="preserve">章</w:t>
-      </w:r>
-      <w:r>
-        <w:t xml:space="preserve"> → </w:t>
-      </w:r>
-      <w:r>
-        <w:rPr>
-          <w:rFonts w:hint="eastAsia"/>
-        </w:rPr>
-        <w:t xml:space="preserve">节展开，当前所在位置会自动展开并高亮。</w:t>
+        <w:t xml:space="preserve">：顶部一排三枚控件——搜索框、进入设置页的齿轮按钮、切换阅读模式的按钮；其下是目录树。</w:t>
       </w:r>
     </w:p>
     <w:p>
@@ -1131,7 +1159,7 @@
         <w:rPr>
           <w:rFonts w:hint="eastAsia"/>
         </w:rPr>
-        <w:t xml:space="preserve">：本页大纲、反向链接、以及这一页在知识图谱中的局部关联。</w:t>
+        <w:t xml:space="preserve">：自上而下依次为「关系图谱」（这一页在知识图谱中的局部关联）、「目录」（本页大纲，仅在本页有小标题时出现）、「反向链接」。</w:t>
       </w:r>
     </w:p>
     <w:p>
@@ -1142,11 +1170,61 @@
         <w:rPr>
           <w:rFonts w:hint="eastAsia"/>
         </w:rPr>
-        <w:t xml:space="preserve">左栏顶部有搜索框，其右侧的齿轮按钮进入设置页；正文右下角有回到顶部的按钮，外圈是本页阅读进度。</w:t>
+        <w:t xml:space="preserve">正文右下角有回到顶部的按钮，外圈是本页阅读进度。</w:t>
+      </w:r>
+    </w:p>
+    <w:p>
+      <w:pPr>
+        <w:pStyle w:val="BodyText"/>
+      </w:pPr>
+      <w:r>
+        <w:rPr>
+          <w:rFonts w:hint="eastAsia"/>
+        </w:rPr>
+        <w:t xml:space="preserve">左栏目录树的最上层只有三行：</w:t>
+      </w:r>
+      <w:r>
+        <w:rPr>
+          <w:rFonts w:hint="eastAsia"/>
+          <w:b/>
+          <w:bCs/>
+        </w:rPr>
+        <w:t xml:space="preserve">图谱总览</w:t>
+      </w:r>
+      <w:r>
+        <w:t xml:space="preserve">、</w:t>
+      </w:r>
+      <w:r>
+        <w:rPr>
+          <w:rFonts w:hint="eastAsia"/>
+          <w:b/>
+          <w:bCs/>
+        </w:rPr>
+        <w:t xml:space="preserve">中国</w:t>
+      </w:r>
+      <w:r>
+        <w:t xml:space="preserve">、</w:t>
+      </w:r>
+      <w:r>
+        <w:rPr>
+          <w:rFonts w:hint="eastAsia"/>
+          <w:b/>
+          <w:bCs/>
+        </w:rPr>
+        <w:t xml:space="preserve">关键词索引</w:t>
+      </w:r>
+      <w:r>
+        <w:t xml:space="preserve">。76 </w:t>
+      </w:r>
+      <w:r>
+        <w:rPr>
+          <w:rFonts w:hint="eastAsia"/>
+        </w:rPr>
+        <w:t xml:space="preserve">部文献收在「中国」之下，先按专利、商标、著作权、竞争法、品种布图、综合程序六类权利类型分组，各类之下再按法律、行政法规、部门规章与规范性文件、司法解释与裁判规则、审查与实务指引分类排列。分组层本身只负责展开与收起，不指向具体页面；点到最末一层的文献条目才进入正文。</w:t>
       </w:r>
     </w:p>
     <w:bookmarkEnd w:id="24"/>
-    <w:bookmarkStart w:id="33" w:name="怎么用"/>
+    <w:bookmarkStart w:id="36" w:name="怎么用"/>
     <w:p>
       <w:pPr>
         <w:pStyle w:val="Heading2"/>
@@ -1196,7 +1274,13 @@
         <w:rPr>
           <w:rFonts w:hint="eastAsia"/>
         </w:rPr>
-        <w:t xml:space="preserve">，输入即出结果，支持标题与正文全文。按</w:t>
+        <w:t xml:space="preserve">，输入即出结果，支持标题与正文全文。</w:t>
+      </w:r>
+      <w:r>
+        <w:rPr>
+          <w:rStyle w:val="VerbatimChar"/>
+        </w:rPr>
+        <w:t xml:space="preserve">↑</w:t>
       </w:r>
       <w:r>
         <w:t xml:space="preserve"> </w:t>
@@ -1205,6 +1289,36 @@
         <w:rPr>
           <w:rStyle w:val="VerbatimChar"/>
         </w:rPr>
+        <w:t xml:space="preserve">↓</w:t>
+      </w:r>
+      <w:r>
+        <w:t xml:space="preserve"> </w:t>
+      </w:r>
+      <w:r>
+        <w:rPr>
+          <w:rFonts w:hint="eastAsia"/>
+        </w:rPr>
+        <w:t xml:space="preserve">在结果间移动，</w:t>
+      </w:r>
+      <w:r>
+        <w:rPr>
+          <w:rStyle w:val="VerbatimChar"/>
+        </w:rPr>
+        <w:t xml:space="preserve">Enter</w:t>
+      </w:r>
+      <w:r>
+        <w:t xml:space="preserve"> </w:t>
+      </w:r>
+      <w:r>
+        <w:rPr>
+          <w:rFonts w:hint="eastAsia"/>
+        </w:rPr>
+        <w:t xml:space="preserve">打开，右侧同步预览命中位置，</w:t>
+      </w:r>
+      <w:r>
+        <w:rPr>
+          <w:rStyle w:val="VerbatimChar"/>
+        </w:rPr>
         <w:t xml:space="preserve">Esc</w:t>
       </w:r>
       <w:r>
@@ -1215,6 +1329,35 @@
           <w:rFonts w:hint="eastAsia"/>
         </w:rPr>
         <w:t xml:space="preserve">关闭。</w:t>
+      </w:r>
+    </w:p>
+    <w:p>
+      <w:pPr>
+        <w:pStyle w:val="BodyText"/>
+      </w:pPr>
+      <w:r>
+        <w:rPr>
+          <w:rFonts w:hint="eastAsia"/>
+        </w:rPr>
+        <w:t xml:space="preserve">按</w:t>
+      </w:r>
+      <w:r>
+        <w:t xml:space="preserve"> </w:t>
+      </w:r>
+      <w:r>
+        <w:rPr>
+          <w:rStyle w:val="VerbatimChar"/>
+        </w:rPr>
+        <w:t xml:space="preserve">Ctrl/⌘ + Shift + K</w:t>
+      </w:r>
+      <w:r>
+        <w:t xml:space="preserve"> </w:t>
+      </w:r>
+      <w:r>
+        <w:rPr>
+          <w:rFonts w:hint="eastAsia"/>
+        </w:rPr>
+        <w:t xml:space="preserve">切换为标签搜索。标签取自关键词索引的主题分组名，因而这条通道等于「按主题反查页面」。</w:t>
       </w:r>
     </w:p>
     <w:bookmarkEnd w:id="25"/>
@@ -1273,11 +1416,65 @@
         <w:rPr>
           <w:rFonts w:hint="eastAsia"/>
         </w:rPr>
-        <w:t xml:space="preserve">个正文页——可以像读书一样一路读下去。键盘左右方向键同样可以翻页。</w:t>
+        <w:t xml:space="preserve">个正文页——可以像读书一样一路读下去。键盘</w:t>
+      </w:r>
+      <w:r>
+        <w:t xml:space="preserve"> </w:t>
+      </w:r>
+      <w:r>
+        <w:rPr>
+          <w:rStyle w:val="VerbatimChar"/>
+        </w:rPr>
+        <w:t xml:space="preserve">←</w:t>
+      </w:r>
+      <w:r>
+        <w:t xml:space="preserve"> </w:t>
+      </w:r>
+      <w:r>
+        <w:rPr>
+          <w:rStyle w:val="VerbatimChar"/>
+        </w:rPr>
+        <w:t xml:space="preserve">→</w:t>
+      </w:r>
+      <w:r>
+        <w:t xml:space="preserve"> </w:t>
+      </w:r>
+      <w:r>
+        <w:rPr>
+          <w:rFonts w:hint="eastAsia"/>
+        </w:rPr>
+        <w:t xml:space="preserve">或</w:t>
+      </w:r>
+      <w:r>
+        <w:t xml:space="preserve"> </w:t>
+      </w:r>
+      <w:r>
+        <w:rPr>
+          <w:rStyle w:val="VerbatimChar"/>
+        </w:rPr>
+        <w:t xml:space="preserve">[</w:t>
+      </w:r>
+      <w:r>
+        <w:t xml:space="preserve"> </w:t>
+      </w:r>
+      <w:r>
+        <w:rPr>
+          <w:rStyle w:val="VerbatimChar"/>
+        </w:rPr>
+        <w:t xml:space="preserve">]</w:t>
+      </w:r>
+      <w:r>
+        <w:t xml:space="preserve"> </w:t>
+      </w:r>
+      <w:r>
+        <w:rPr>
+          <w:rFonts w:hint="eastAsia"/>
+        </w:rPr>
+        <w:t xml:space="preserve">同样可以翻页。</w:t>
       </w:r>
     </w:p>
     <w:bookmarkEnd w:id="26"/>
-    <w:bookmarkStart w:id="27" w:name="术语"/>
+    <w:bookmarkStart w:id="27" w:name="目录树"/>
     <w:p>
       <w:pPr>
         <w:pStyle w:val="Heading3"/>
@@ -1289,68 +1486,7 @@
         <w:rPr>
           <w:rFonts w:hint="eastAsia"/>
         </w:rPr>
-        <w:t xml:space="preserve">术语</w:t>
-      </w:r>
-    </w:p>
-    <w:p>
-      <w:pPr>
-        <w:pStyle w:val="FirstParagraph"/>
-      </w:pPr>
-      <w:r>
-        <w:rPr>
-          <w:rFonts w:hint="eastAsia"/>
-        </w:rPr>
-        <w:t xml:space="preserve">正文里带</w:t>
-      </w:r>
-      <w:r>
-        <w:rPr>
-          <w:rFonts w:hint="eastAsia"/>
-          <w:b/>
-          <w:bCs/>
-        </w:rPr>
-        <w:t xml:space="preserve">下划线</w:t>
-      </w:r>
-      <w:r>
-        <w:rPr>
-          <w:rFonts w:hint="eastAsia"/>
-        </w:rPr>
-        <w:t xml:space="preserve">的词是术语。点它跳到该术语的词条页，那里有释义、出处，以及与之相关的其他术语。全库共</w:t>
-      </w:r>
-      <w:r>
-        <w:t xml:space="preserve"> 19104 </w:t>
-      </w:r>
-      <w:r>
-        <w:rPr>
-          <w:rFonts w:hint="eastAsia"/>
-        </w:rPr>
-        <w:t xml:space="preserve">处这样的行内链接。</w:t>
-      </w:r>
-    </w:p>
-    <w:p>
-      <w:pPr>
-        <w:pStyle w:val="BodyText"/>
-      </w:pPr>
-      <w:r>
-        <w:rPr>
-          <w:rFonts w:hint="eastAsia"/>
-        </w:rPr>
-        <w:t xml:space="preserve">反过来，词条页会列出这个术语在哪些条文中出现过。</w:t>
-      </w:r>
-    </w:p>
-    <w:bookmarkEnd w:id="27"/>
-    <w:bookmarkStart w:id="28" w:name="知识图谱"/>
-    <w:p>
-      <w:pPr>
-        <w:pStyle w:val="Heading3"/>
-      </w:pPr>
-      <w:r>
-        <w:t xml:space="preserve">4. </w:t>
-      </w:r>
-      <w:r>
-        <w:rPr>
-          <w:rFonts w:hint="eastAsia"/>
-        </w:rPr>
-        <w:t xml:space="preserve">知识图谱</w:t>
+        <w:t xml:space="preserve">目录树</w:t>
       </w:r>
     </w:p>
     <w:p>
@@ -1364,22 +1500,16 @@
       <w:r>
         <w:rPr>
           <w:rFonts w:hint="eastAsia"/>
-        </w:rPr>
-        <w:t xml:space="preserve">每页右栏下方是</w:t>
-      </w:r>
-      <w:r>
-        <w:rPr>
-          <w:rFonts w:hint="eastAsia"/>
-          <w:b/>
-          <w:bCs/>
-        </w:rPr>
-        <w:t xml:space="preserve">局部图</w:t>
-      </w:r>
-      <w:r>
-        <w:rPr>
-          <w:rFonts w:hint="eastAsia"/>
-        </w:rPr>
-        <w:t xml:space="preserve">：这一页与哪些页面有关联。</w:t>
+          <w:b/>
+          <w:bCs/>
+        </w:rPr>
+        <w:t xml:space="preserve">条文行即正文行</w:t>
+      </w:r>
+      <w:r>
+        <w:rPr>
+          <w:rFonts w:hint="eastAsia"/>
+        </w:rPr>
+        <w:t xml:space="preserve">。以单条条文成页的文献（如专利法各条），在目录树里不再带展开箭头，点击直接进入该条正文。</w:t>
       </w:r>
     </w:p>
     <w:p>
@@ -1393,8 +1523,399 @@
       <w:r>
         <w:rPr>
           <w:rFonts w:hint="eastAsia"/>
-        </w:rPr>
-        <w:t xml:space="preserve">左栏顶部的「图谱总览」是</w:t>
+          <w:b/>
+          <w:bCs/>
+        </w:rPr>
+        <w:t xml:space="preserve">一键收起分两段</w:t>
+      </w:r>
+      <w:r>
+        <w:rPr>
+          <w:rFonts w:hint="eastAsia"/>
+        </w:rPr>
+        <w:t xml:space="preserve">。第一次点击收起除当前页所在那条路径之外的全部分支，再点一次连当前路径也一并收起。</w:t>
+      </w:r>
+    </w:p>
+    <w:p>
+      <w:pPr>
+        <w:pStyle w:val="Compact"/>
+        <w:numPr>
+          <w:ilvl w:val="0"/>
+          <w:numId w:val="1005"/>
+        </w:numPr>
+      </w:pPr>
+      <w:r>
+        <w:rPr>
+          <w:rFonts w:hint="eastAsia"/>
+          <w:b/>
+          <w:bCs/>
+        </w:rPr>
+        <w:t xml:space="preserve">展开还原</w:t>
+      </w:r>
+      <w:r>
+        <w:rPr>
+          <w:rFonts w:hint="eastAsia"/>
+        </w:rPr>
+        <w:t xml:space="preserve">。一键收起会一次抹平手工铺开的展开状态，其右侧的还原按钮可把目录树还原到收起之前的样子。</w:t>
+      </w:r>
+    </w:p>
+    <w:p>
+      <w:pPr>
+        <w:pStyle w:val="Compact"/>
+        <w:numPr>
+          <w:ilvl w:val="0"/>
+          <w:numId w:val="1005"/>
+        </w:numPr>
+      </w:pPr>
+      <w:r>
+        <w:rPr>
+          <w:rFonts w:hint="eastAsia"/>
+          <w:b/>
+          <w:bCs/>
+        </w:rPr>
+        <w:t xml:space="preserve">同级拖拽排序</w:t>
+      </w:r>
+      <w:r>
+        <w:rPr>
+          <w:rFonts w:hint="eastAsia"/>
+        </w:rPr>
+        <w:t xml:space="preserve">。权利类型行、文件归类行与文献行都可以在同级内拖动重排，顺序记在本机。排序只影响目录树里「找书的顺序」，不影响正文「上一篇</w:t>
+      </w:r>
+      <w:r>
+        <w:t xml:space="preserve"> / </w:t>
+      </w:r>
+      <w:r>
+        <w:rPr>
+          <w:rFonts w:hint="eastAsia"/>
+        </w:rPr>
+        <w:t xml:space="preserve">下一篇」的阅读顺序。</w:t>
+      </w:r>
+    </w:p>
+    <w:p>
+      <w:pPr>
+        <w:pStyle w:val="Compact"/>
+        <w:numPr>
+          <w:ilvl w:val="0"/>
+          <w:numId w:val="1005"/>
+        </w:numPr>
+      </w:pPr>
+      <w:r>
+        <w:rPr>
+          <w:rFonts w:hint="eastAsia"/>
+          <w:b/>
+          <w:bCs/>
+        </w:rPr>
+        <w:t xml:space="preserve">恢复默认排序</w:t>
+      </w:r>
+      <w:r>
+        <w:rPr>
+          <w:rFonts w:hint="eastAsia"/>
+        </w:rPr>
+        <w:t xml:space="preserve">。自定义过顺序后，目录树头部会出现该按钮，点击并确认即回到默认次序，展开状态不受影响。</w:t>
+      </w:r>
+    </w:p>
+    <w:bookmarkEnd w:id="27"/>
+    <w:bookmarkStart w:id="28" w:name="阅读模式"/>
+    <w:p>
+      <w:pPr>
+        <w:pStyle w:val="Heading3"/>
+      </w:pPr>
+      <w:r>
+        <w:t xml:space="preserve">4. </w:t>
+      </w:r>
+      <w:r>
+        <w:rPr>
+          <w:rFonts w:hint="eastAsia"/>
+        </w:rPr>
+        <w:t xml:space="preserve">阅读模式</w:t>
+      </w:r>
+    </w:p>
+    <w:p>
+      <w:pPr>
+        <w:pStyle w:val="FirstParagraph"/>
+      </w:pPr>
+      <w:r>
+        <w:rPr>
+          <w:rFonts w:hint="eastAsia"/>
+        </w:rPr>
+        <w:t xml:space="preserve">左栏顶部第三枚按钮切换阅读模式，用于把注意力收回正文。</w:t>
+      </w:r>
+    </w:p>
+    <w:p>
+      <w:pPr>
+        <w:pStyle w:val="Compact"/>
+        <w:numPr>
+          <w:ilvl w:val="0"/>
+          <w:numId w:val="1006"/>
+        </w:numPr>
+      </w:pPr>
+      <w:r>
+        <w:rPr>
+          <w:rFonts w:hint="eastAsia"/>
+        </w:rPr>
+        <w:t xml:space="preserve">在正文页：左右两栏淡出让位，鼠标移上去仍会重新显现，随时取用。</w:t>
+      </w:r>
+    </w:p>
+    <w:p>
+      <w:pPr>
+        <w:pStyle w:val="Compact"/>
+        <w:numPr>
+          <w:ilvl w:val="0"/>
+          <w:numId w:val="1006"/>
+        </w:numPr>
+      </w:pPr>
+      <w:r>
+        <w:rPr>
+          <w:rFonts w:hint="eastAsia"/>
+        </w:rPr>
+        <w:t xml:space="preserve">在图谱总览页：左栏整条隐去，画布铺满整个窗口宽度。此时切换按钮本身随左栏一并隐去，故图谱工具条尾部会另外出现一枚</w:t>
+      </w:r>
+      <w:r>
+        <w:rPr>
+          <w:rFonts w:hint="eastAsia"/>
+          <w:b/>
+          <w:bCs/>
+        </w:rPr>
+        <w:t xml:space="preserve">「退出阅读」</w:t>
+      </w:r>
+      <w:r>
+        <w:rPr>
+          <w:rFonts w:hint="eastAsia"/>
+        </w:rPr>
+        <w:t xml:space="preserve">按钮作为出口。</w:t>
+      </w:r>
+    </w:p>
+    <w:bookmarkEnd w:id="28"/>
+    <w:bookmarkStart w:id="29" w:name="术语与关键词索引"/>
+    <w:p>
+      <w:pPr>
+        <w:pStyle w:val="Heading3"/>
+      </w:pPr>
+      <w:r>
+        <w:t xml:space="preserve">5. </w:t>
+      </w:r>
+      <w:r>
+        <w:rPr>
+          <w:rFonts w:hint="eastAsia"/>
+        </w:rPr>
+        <w:t xml:space="preserve">术语与关键词索引</w:t>
+      </w:r>
+    </w:p>
+    <w:p>
+      <w:pPr>
+        <w:pStyle w:val="FirstParagraph"/>
+      </w:pPr>
+      <w:r>
+        <w:rPr>
+          <w:rFonts w:hint="eastAsia"/>
+        </w:rPr>
+        <w:t xml:space="preserve">正文里带</w:t>
+      </w:r>
+      <w:r>
+        <w:rPr>
+          <w:rFonts w:hint="eastAsia"/>
+          <w:b/>
+          <w:bCs/>
+        </w:rPr>
+        <w:t xml:space="preserve">下划线</w:t>
+      </w:r>
+      <w:r>
+        <w:rPr>
+          <w:rFonts w:hint="eastAsia"/>
+        </w:rPr>
+        <w:t xml:space="preserve">的词是术语。点它跳到该术语的词条页，那里有释义、出处，以及与之相关的其他术语。全库共</w:t>
+      </w:r>
+      <w:r>
+        <w:t xml:space="preserve"> 27659 </w:t>
+      </w:r>
+      <w:r>
+        <w:rPr>
+          <w:rFonts w:hint="eastAsia"/>
+        </w:rPr>
+        <w:t xml:space="preserve">处这样的行内链接。反过来，词条页会列出这个术语在哪些条文中出现过。</w:t>
+      </w:r>
+    </w:p>
+    <w:p>
+      <w:pPr>
+        <w:pStyle w:val="BodyText"/>
+      </w:pPr>
+      <w:r>
+        <w:rPr>
+          <w:rFonts w:hint="eastAsia"/>
+        </w:rPr>
+        <w:t xml:space="preserve">左栏目录树最下方的「关键词索引」是术语的总入口：1743</w:t>
+      </w:r>
+      <w:r>
+        <w:t xml:space="preserve"> </w:t>
+      </w:r>
+      <w:r>
+        <w:rPr>
+          <w:rFonts w:hint="eastAsia"/>
+        </w:rPr>
+        <w:t xml:space="preserve">个词条按</w:t>
+      </w:r>
+      <w:r>
+        <w:t xml:space="preserve"> 41 </w:t>
+      </w:r>
+      <w:r>
+        <w:rPr>
+          <w:rFonts w:hint="eastAsia"/>
+        </w:rPr>
+        <w:t xml:space="preserve">个主题分组，先列专利法域的</w:t>
+      </w:r>
+      <w:r>
+        <w:t xml:space="preserve"> 22 </w:t>
+      </w:r>
+      <w:r>
+        <w:rPr>
+          <w:rFonts w:hint="eastAsia"/>
+        </w:rPr>
+        <w:t xml:space="preserve">个主题（新颖性、创造性、权利要求、修改超范围、优先权、复审、无效宣告等），再列商标法域的</w:t>
+      </w:r>
+      <w:r>
+        <w:t xml:space="preserve"> 14 </w:t>
+      </w:r>
+      <w:r>
+        <w:rPr>
+          <w:rFonts w:hint="eastAsia"/>
+        </w:rPr>
+        <w:t xml:space="preserve">个主题（显著特征、近似与混淆判断、驰名商标、恶意注册与在先权利、马德里国际注册等），著作权、竞争法、品种布图、综合程序四个法域各占一组，另有一个兜底的综合组。商标段的主题粒度与专利段同构，可以按同一套习惯查检。</w:t>
+      </w:r>
+    </w:p>
+    <w:p>
+      <w:pPr>
+        <w:pStyle w:val="BodyText"/>
+      </w:pPr>
+      <w:r>
+        <w:rPr>
+          <w:rFonts w:hint="eastAsia"/>
+        </w:rPr>
+        <w:t xml:space="preserve">正文中的法条引用（如「专利法第22条」）同样自动成链，点击直达该条原文；条文页则反向列出引用过它的章节。</w:t>
+      </w:r>
+    </w:p>
+    <w:bookmarkEnd w:id="29"/>
+    <w:bookmarkStart w:id="30" w:name="知识图谱页内局部图"/>
+    <w:p>
+      <w:pPr>
+        <w:pStyle w:val="Heading3"/>
+      </w:pPr>
+      <w:r>
+        <w:t xml:space="preserve">6. </w:t>
+      </w:r>
+      <w:r>
+        <w:rPr>
+          <w:rFonts w:hint="eastAsia"/>
+        </w:rPr>
+        <w:t xml:space="preserve">知识图谱：页内局部图</w:t>
+      </w:r>
+    </w:p>
+    <w:p>
+      <w:pPr>
+        <w:pStyle w:val="FirstParagraph"/>
+      </w:pPr>
+      <w:r>
+        <w:rPr>
+          <w:rFonts w:hint="eastAsia"/>
+        </w:rPr>
+        <w:t xml:space="preserve">每个正文页的右栏上方是</w:t>
+      </w:r>
+      <w:r>
+        <w:rPr>
+          <w:rFonts w:hint="eastAsia"/>
+          <w:b/>
+          <w:bCs/>
+        </w:rPr>
+        <w:t xml:space="preserve">「关系图谱」</w:t>
+      </w:r>
+      <w:r>
+        <w:rPr>
+          <w:rFonts w:hint="eastAsia"/>
+        </w:rPr>
+        <w:t xml:space="preserve">局部图：只画与当前页直接相连的节点，点击即跳转对应页面。</w:t>
+      </w:r>
+    </w:p>
+    <w:p>
+      <w:pPr>
+        <w:pStyle w:val="BodyText"/>
+      </w:pPr>
+      <w:r>
+        <w:rPr>
+          <w:rFonts w:hint="eastAsia"/>
+        </w:rPr>
+        <w:t xml:space="preserve">在关联特别密集的页面上，局部图最多显示</w:t>
+      </w:r>
+      <w:r>
+        <w:t xml:space="preserve"> 120 </w:t>
+      </w:r>
+      <w:r>
+        <w:rPr>
+          <w:rFonts w:hint="eastAsia"/>
+        </w:rPr>
+        <w:t xml:space="preserve">个关联节点，并在图上给出</w:t>
+      </w:r>
+      <w:r>
+        <w:rPr>
+          <w:rFonts w:hint="eastAsia"/>
+          <w:b/>
+          <w:bCs/>
+        </w:rPr>
+        <w:t xml:space="preserve">「已显示</w:t>
+      </w:r>
+      <w:r>
+        <w:rPr>
+          <w:b/>
+          <w:bCs/>
+        </w:rPr>
+        <w:t xml:space="preserve"> N/M </w:t>
+      </w:r>
+      <w:r>
+        <w:rPr>
+          <w:rFonts w:hint="eastAsia"/>
+          <w:b/>
+          <w:bCs/>
+        </w:rPr>
+        <w:t xml:space="preserve">个关联」</w:t>
+      </w:r>
+      <w:r>
+        <w:rPr>
+          <w:rFonts w:hint="eastAsia"/>
+        </w:rPr>
+        <w:t xml:space="preserve">徽标（例如「已显示</w:t>
+      </w:r>
+      <w:r>
+        <w:t xml:space="preserve"> 120/154 </w:t>
+      </w:r>
+      <w:r>
+        <w:rPr>
+          <w:rFonts w:hint="eastAsia"/>
+        </w:rPr>
+        <w:t xml:space="preserve">个关联」）；点徽标即跳到图谱总览查看全貌。节点可以直接拖动，单击选中不会扰动已经稳定的布局。</w:t>
+      </w:r>
+    </w:p>
+    <w:bookmarkEnd w:id="30"/>
+    <w:bookmarkStart w:id="31" w:name="知识图谱总览"/>
+    <w:p>
+      <w:pPr>
+        <w:pStyle w:val="Heading3"/>
+      </w:pPr>
+      <w:r>
+        <w:t xml:space="preserve">7. </w:t>
+      </w:r>
+      <w:r>
+        <w:rPr>
+          <w:rFonts w:hint="eastAsia"/>
+        </w:rPr>
+        <w:t xml:space="preserve">知识图谱总览</w:t>
+      </w:r>
+    </w:p>
+    <w:p>
+      <w:pPr>
+        <w:pStyle w:val="FirstParagraph"/>
+      </w:pPr>
+      <w:r>
+        <w:rPr>
+          <w:rFonts w:hint="eastAsia"/>
+        </w:rPr>
+        <w:t xml:space="preserve">左栏目录树最上方的「图谱总览」是</w:t>
       </w:r>
       <w:r>
         <w:rPr>
@@ -1408,17 +1929,505 @@
         <w:rPr>
           <w:rFonts w:hint="eastAsia"/>
         </w:rPr>
-        <w:t xml:space="preserve">：点任一节点即可在右侧读该知识点的正文，也可直接跳到它的文档页。</w:t>
-      </w:r>
-    </w:p>
-    <w:bookmarkEnd w:id="28"/>
-    <w:bookmarkStart w:id="29" w:name="批注"/>
+        <w:t xml:space="preserve">：76</w:t>
+      </w:r>
+      <w:r>
+        <w:t xml:space="preserve"> </w:t>
+      </w:r>
+      <w:r>
+        <w:rPr>
+          <w:rFonts w:hint="eastAsia"/>
+        </w:rPr>
+        <w:t xml:space="preserve">部文献连同术语层一并成图，点任一节点即可在右侧读该知识点的正文，双击可直接跳到它的文档页，点击画布空白处清除选中。滚轮缩放、拖拽平移，节点也可以单独拖动，力导布局会实时回弹。</w:t>
+      </w:r>
+    </w:p>
+    <w:p>
+      <w:pPr>
+        <w:pStyle w:val="BodyText"/>
+      </w:pPr>
+      <w:r>
+        <w:rPr>
+          <w:rFonts w:hint="eastAsia"/>
+        </w:rPr>
+        <w:t xml:space="preserve">全景坐标在构建时已经算好，因此图谱总览打开即见成图，术语层的开关也是即时生效。</w:t>
+      </w:r>
+    </w:p>
+    <w:p>
+      <w:pPr>
+        <w:pStyle w:val="BodyText"/>
+      </w:pPr>
+      <w:r>
+        <w:rPr>
+          <w:rFonts w:hint="eastAsia"/>
+          <w:b/>
+          <w:bCs/>
+        </w:rPr>
+        <w:t xml:space="preserve">工具条第一行</w:t>
+      </w:r>
+      <w:r>
+        <w:rPr>
+          <w:rFonts w:hint="eastAsia"/>
+        </w:rPr>
+        <w:t xml:space="preserve">自左至右为四段：</w:t>
+      </w:r>
+    </w:p>
+    <w:p>
+      <w:pPr>
+        <w:pStyle w:val="Compact"/>
+        <w:numPr>
+          <w:ilvl w:val="0"/>
+          <w:numId w:val="1007"/>
+        </w:numPr>
+      </w:pPr>
+      <w:r>
+        <w:rPr>
+          <w:rFonts w:hint="eastAsia"/>
+          <w:b/>
+          <w:bCs/>
+        </w:rPr>
+        <w:t xml:space="preserve">中国</w:t>
+      </w:r>
+      <w:r>
+        <w:t xml:space="preserve"> </w:t>
+      </w:r>
+      <w:r>
+        <w:rPr>
+          <w:rFonts w:hint="eastAsia"/>
+        </w:rPr>
+        <w:t xml:space="preserve">徽标——法域范围的第一级，当前仅收录中国。</w:t>
+      </w:r>
+    </w:p>
+    <w:p>
+      <w:pPr>
+        <w:pStyle w:val="Compact"/>
+        <w:numPr>
+          <w:ilvl w:val="0"/>
+          <w:numId w:val="1007"/>
+        </w:numPr>
+      </w:pPr>
+      <w:r>
+        <w:rPr>
+          <w:rFonts w:hint="eastAsia"/>
+          <w:b/>
+          <w:bCs/>
+        </w:rPr>
+        <w:t xml:space="preserve">六法域标签</w:t>
+      </w:r>
+      <w:r>
+        <w:rPr>
+          <w:rFonts w:hint="eastAsia"/>
+        </w:rPr>
+        <w:t xml:space="preserve">——「全部」加上专利、商标、著作权、竞争法、品种布图、综合程序。标签</w:t>
+      </w:r>
+      <w:r>
+        <w:rPr>
+          <w:rFonts w:hint="eastAsia"/>
+          <w:b/>
+          <w:bCs/>
+        </w:rPr>
+        <w:t xml:space="preserve">可以多选</w:t>
+      </w:r>
+      <w:r>
+        <w:rPr>
+          <w:rFonts w:hint="eastAsia"/>
+        </w:rPr>
+        <w:t xml:space="preserve">：先点一枚即只看该法域，再点第二枚则两片法域叠加显示，再点已亮的那枚即取消它；取消到一枚不剩、或六枚全部选满时，都会自动回到「全部」态。标签只做法域级筛选，术语层不受它影响。</w:t>
+      </w:r>
+    </w:p>
+    <w:p>
+      <w:pPr>
+        <w:pStyle w:val="Compact"/>
+        <w:numPr>
+          <w:ilvl w:val="0"/>
+          <w:numId w:val="1007"/>
+        </w:numPr>
+      </w:pPr>
+      <w:r>
+        <w:rPr>
+          <w:rFonts w:hint="eastAsia"/>
+          <w:b/>
+          <w:bCs/>
+        </w:rPr>
+        <w:t xml:space="preserve">搜索定位</w:t>
+      </w:r>
+      <w:r>
+        <w:rPr>
+          <w:rFonts w:hint="eastAsia"/>
+        </w:rPr>
+        <w:t xml:space="preserve">——输入节点名称，回车或点「定位」，目标节点描边高亮并平移居中。</w:t>
+      </w:r>
+    </w:p>
+    <w:p>
+      <w:pPr>
+        <w:pStyle w:val="Compact"/>
+        <w:numPr>
+          <w:ilvl w:val="0"/>
+          <w:numId w:val="1007"/>
+        </w:numPr>
+      </w:pPr>
+      <w:r>
+        <w:rPr>
+          <w:rFonts w:hint="eastAsia"/>
+          <w:b/>
+          <w:bCs/>
+        </w:rPr>
+        <w:t xml:space="preserve">重置视图</w:t>
+      </w:r>
+      <w:r>
+        <w:rPr>
+          <w:rFonts w:hint="eastAsia"/>
+        </w:rPr>
+        <w:t xml:space="preserve">——回到全景并清空右侧面板。阅读模式下，其右侧另有「退出阅读」。</w:t>
+      </w:r>
+    </w:p>
+    <w:p>
+      <w:pPr>
+        <w:pStyle w:val="FirstParagraph"/>
+      </w:pPr>
+      <w:r>
+        <w:rPr>
+          <w:rFonts w:hint="eastAsia"/>
+          <w:b/>
+          <w:bCs/>
+        </w:rPr>
+        <w:t xml:space="preserve">工具条第二行</w:t>
+      </w:r>
+      <w:r>
+        <w:rPr>
+          <w:rFonts w:hint="eastAsia"/>
+        </w:rPr>
+        <w:t xml:space="preserve">是图例与术语层开关：</w:t>
+      </w:r>
+    </w:p>
+    <w:p>
+      <w:pPr>
+        <w:pStyle w:val="Compact"/>
+        <w:numPr>
+          <w:ilvl w:val="0"/>
+          <w:numId w:val="1008"/>
+        </w:numPr>
+      </w:pPr>
+      <w:r>
+        <w:rPr>
+          <w:rFonts w:hint="eastAsia"/>
+        </w:rPr>
+        <w:t xml:space="preserve">图例共</w:t>
+      </w:r>
+      <w:r>
+        <w:t xml:space="preserve"> </w:t>
+      </w:r>
+      <w:r>
+        <w:rPr>
+          <w:b/>
+          <w:bCs/>
+        </w:rPr>
+        <w:t xml:space="preserve">30 </w:t>
+      </w:r>
+      <w:r>
+        <w:rPr>
+          <w:rFonts w:hint="eastAsia"/>
+          <w:b/>
+          <w:bCs/>
+        </w:rPr>
+        <w:t xml:space="preserve">组</w:t>
+      </w:r>
+      <w:r>
+        <w:rPr>
+          <w:rFonts w:hint="eastAsia"/>
+        </w:rPr>
+        <w:t xml:space="preserve">，按「法域段</w:t>
+      </w:r>
+      <w:r>
+        <w:t xml:space="preserve"> → </w:t>
+      </w:r>
+      <w:r>
+        <w:rPr>
+          <w:rFonts w:hint="eastAsia"/>
+        </w:rPr>
+        <w:t xml:space="preserve">文种</w:t>
+      </w:r>
+      <w:r>
+        <w:t xml:space="preserve"> → </w:t>
+      </w:r>
+      <w:r>
+        <w:rPr>
+          <w:rFonts w:hint="eastAsia"/>
+        </w:rPr>
+        <w:t xml:space="preserve">组钮」排列：先分六个法域段，段内再按法律、法规、规章、司解、指引五类文种列出该格的组钮。主干七部文献各占一组、钮上写书名；其余各组，所在格只此一组时钮上写两字文种简称，同格有多组时才写各组自己的名称并另立文种小标题。术语组列在末位。点任一组钮即隐藏或恢复该组的全部节点。</w:t>
+      </w:r>
+    </w:p>
+    <w:p>
+      <w:pPr>
+        <w:pStyle w:val="Compact"/>
+        <w:numPr>
+          <w:ilvl w:val="0"/>
+          <w:numId w:val="1008"/>
+        </w:numPr>
+      </w:pPr>
+      <w:r>
+        <w:rPr>
+          <w:rFonts w:hint="eastAsia"/>
+        </w:rPr>
+        <w:t xml:space="preserve">图例行首的</w:t>
+      </w:r>
+      <w:r>
+        <w:rPr>
+          <w:rFonts w:hint="eastAsia"/>
+          <w:b/>
+          <w:bCs/>
+        </w:rPr>
+        <w:t xml:space="preserve">「骨架」</w:t>
+      </w:r>
+      <w:r>
+        <w:rPr>
+          <w:rFonts w:hint="eastAsia"/>
+        </w:rPr>
+        <w:t xml:space="preserve">段控：点一次隐藏主干七书之外的全部组、只留主干七书骨架，再点一次恢复；若此前已单独点选过其中几组，段控显示为部分隐藏的中间态。</w:t>
+      </w:r>
+    </w:p>
+    <w:p>
+      <w:pPr>
+        <w:pStyle w:val="Compact"/>
+        <w:numPr>
+          <w:ilvl w:val="0"/>
+          <w:numId w:val="1008"/>
+        </w:numPr>
+      </w:pPr>
+      <w:r>
+        <w:rPr>
+          <w:rFonts w:hint="eastAsia"/>
+        </w:rPr>
+        <w:t xml:space="preserve">术语层有独立的</w:t>
+      </w:r>
+      <w:r>
+        <w:rPr>
+          <w:rFonts w:hint="eastAsia"/>
+          <w:b/>
+          <w:bCs/>
+        </w:rPr>
+        <w:t xml:space="preserve">三态开关：隐藏</w:t>
+      </w:r>
+      <w:r>
+        <w:rPr>
+          <w:b/>
+          <w:bCs/>
+        </w:rPr>
+        <w:t xml:space="preserve"> / </w:t>
+      </w:r>
+      <w:r>
+        <w:rPr>
+          <w:rFonts w:hint="eastAsia"/>
+          <w:b/>
+          <w:bCs/>
+        </w:rPr>
+        <w:t xml:space="preserve">弱化</w:t>
+      </w:r>
+      <w:r>
+        <w:rPr>
+          <w:b/>
+          <w:bCs/>
+        </w:rPr>
+        <w:t xml:space="preserve"> / </w:t>
+      </w:r>
+      <w:r>
+        <w:rPr>
+          <w:rFonts w:hint="eastAsia"/>
+          <w:b/>
+          <w:bCs/>
+        </w:rPr>
+        <w:t xml:space="preserve">显示</w:t>
+      </w:r>
+      <w:r>
+        <w:rPr>
+          <w:rFonts w:hint="eastAsia"/>
+        </w:rPr>
+        <w:t xml:space="preserve">，默认隐藏，以便先看文献层、再看概念网络。</w:t>
+      </w:r>
+    </w:p>
+    <w:p>
+      <w:pPr>
+        <w:pStyle w:val="FirstParagraph"/>
+      </w:pPr>
+      <w:r>
+        <w:rPr>
+          <w:rFonts w:hint="eastAsia"/>
+          <w:b/>
+          <w:bCs/>
+        </w:rPr>
+        <w:t xml:space="preserve">目录抽屉</w:t>
+      </w:r>
+      <w:r>
+        <w:rPr>
+          <w:rFonts w:hint="eastAsia"/>
+        </w:rPr>
+        <w:t xml:space="preserve">在画布左上角，按钮标注为「目录」。抽屉按「法域</w:t>
+      </w:r>
+      <w:r>
+        <w:t xml:space="preserve"> → </w:t>
+      </w:r>
+      <w:r>
+        <w:rPr>
+          <w:rFonts w:hint="eastAsia"/>
+        </w:rPr>
+        <w:t xml:space="preserve">书</w:t>
+      </w:r>
+      <w:r>
+        <w:t xml:space="preserve"> → </w:t>
+      </w:r>
+      <w:r>
+        <w:rPr>
+          <w:rFonts w:hint="eastAsia"/>
+        </w:rPr>
+        <w:t xml:space="preserve">章</w:t>
+      </w:r>
+      <w:r>
+        <w:t xml:space="preserve"> → </w:t>
+      </w:r>
+      <w:r>
+        <w:rPr>
+          <w:rFonts w:hint="eastAsia"/>
+        </w:rPr>
+        <w:t xml:space="preserve">节」三层组织，点其中任一行等同于在图里选中对应节点。</w:t>
+      </w:r>
+    </w:p>
+    <w:p>
+      <w:pPr>
+        <w:pStyle w:val="Compact"/>
+        <w:numPr>
+          <w:ilvl w:val="0"/>
+          <w:numId w:val="1009"/>
+        </w:numPr>
+      </w:pPr>
+      <w:r>
+        <w:rPr>
+          <w:rFonts w:hint="eastAsia"/>
+        </w:rPr>
+        <w:t xml:space="preserve">鼠标移上去自动展开，移开自动收起；点抽屉标题栏的</w:t>
+      </w:r>
+      <w:r>
+        <w:rPr>
+          <w:rFonts w:hint="eastAsia"/>
+          <w:b/>
+          <w:bCs/>
+        </w:rPr>
+        <w:t xml:space="preserve">「常开」</w:t>
+      </w:r>
+      <w:r>
+        <w:rPr>
+          <w:rFonts w:hint="eastAsia"/>
+        </w:rPr>
+        <w:t xml:space="preserve">可以锁住展开状态，此后移开鼠标也不再收起，该选择会被记住。触屏设备不启用悬停开合，仍按点击展开。</w:t>
+      </w:r>
+    </w:p>
+    <w:p>
+      <w:pPr>
+        <w:pStyle w:val="Compact"/>
+        <w:numPr>
+          <w:ilvl w:val="0"/>
+          <w:numId w:val="1009"/>
+        </w:numPr>
+      </w:pPr>
+      <w:r>
+        <w:rPr>
+          <w:rFonts w:hint="eastAsia"/>
+        </w:rPr>
+        <w:t xml:space="preserve">每行左侧的复选框可以</w:t>
+      </w:r>
+      <w:r>
+        <w:rPr>
+          <w:rFonts w:hint="eastAsia"/>
+          <w:b/>
+          <w:bCs/>
+        </w:rPr>
+        <w:t xml:space="preserve">多选</w:t>
+      </w:r>
+      <w:r>
+        <w:rPr>
+          <w:rFonts w:hint="eastAsia"/>
+        </w:rPr>
+        <w:t xml:space="preserve">，</w:t>
+      </w:r>
+      <w:r>
+        <w:rPr>
+          <w:rStyle w:val="VerbatimChar"/>
+        </w:rPr>
+        <w:t xml:space="preserve">Cmd/Ctrl + </w:t>
+      </w:r>
+      <w:r>
+        <w:rPr>
+          <w:rStyle w:val="VerbatimChar"/>
+          <w:rFonts w:hint="eastAsia"/>
+        </w:rPr>
+        <w:t xml:space="preserve">点击</w:t>
+      </w:r>
+      <w:r>
+        <w:rPr>
+          <w:rFonts w:hint="eastAsia"/>
+        </w:rPr>
+        <w:t xml:space="preserve">标题同效，最多同时选中</w:t>
+      </w:r>
+      <w:r>
+        <w:t xml:space="preserve"> 12 </w:t>
+      </w:r>
+      <w:r>
+        <w:rPr>
+          <w:rFonts w:hint="eastAsia"/>
+        </w:rPr>
+        <w:t xml:space="preserve">个节点；被选中的节点及其一跳邻域保持常亮，其余变暗。</w:t>
+      </w:r>
+    </w:p>
+    <w:p>
+      <w:pPr>
+        <w:pStyle w:val="Compact"/>
+        <w:numPr>
+          <w:ilvl w:val="0"/>
+          <w:numId w:val="1009"/>
+        </w:numPr>
+      </w:pPr>
+      <w:r>
+        <w:rPr>
+          <w:rFonts w:hint="eastAsia"/>
+        </w:rPr>
+        <w:t xml:space="preserve">抽屉标题栏的</w:t>
+      </w:r>
+      <w:r>
+        <w:rPr>
+          <w:rFonts w:hint="eastAsia"/>
+          <w:b/>
+          <w:bCs/>
+        </w:rPr>
+        <w:t xml:space="preserve">「清空」</w:t>
+      </w:r>
+      <w:r>
+        <w:rPr>
+          <w:rFonts w:hint="eastAsia"/>
+        </w:rPr>
+        <w:t xml:space="preserve">按钮一键取消全部多选，点击画布空白处同效；该按钮只在有多选时出现，钮上括号内是当前已选的节点数。</w:t>
+      </w:r>
+    </w:p>
+    <w:p>
+      <w:pPr>
+        <w:pStyle w:val="Compact"/>
+        <w:numPr>
+          <w:ilvl w:val="0"/>
+          <w:numId w:val="1009"/>
+        </w:numPr>
+      </w:pPr>
+      <w:r>
+        <w:rPr>
+          <w:rFonts w:hint="eastAsia"/>
+        </w:rPr>
+        <w:t xml:space="preserve">选中两个及以上时，右侧面板转为多选摘要，把已选节点列成一排可点的标签，逐枚可移除。</w:t>
+      </w:r>
+    </w:p>
+    <w:bookmarkEnd w:id="31"/>
+    <w:bookmarkStart w:id="32" w:name="批注"/>
     <w:p>
       <w:pPr>
         <w:pStyle w:val="Heading3"/>
       </w:pPr>
       <w:r>
-        <w:t xml:space="preserve">5. </w:t>
+        <w:t xml:space="preserve">8. </w:t>
       </w:r>
       <w:r>
         <w:rPr>
@@ -1717,7 +2726,7 @@
         <w:pStyle w:val="Compact"/>
         <w:numPr>
           <w:ilvl w:val="0"/>
-          <w:numId w:val="1006"/>
+          <w:numId w:val="1010"/>
         </w:numPr>
       </w:pPr>
       <w:r>
@@ -1755,7 +2764,7 @@
         <w:pStyle w:val="Compact"/>
         <w:numPr>
           <w:ilvl w:val="0"/>
-          <w:numId w:val="1006"/>
+          <w:numId w:val="1010"/>
         </w:numPr>
       </w:pPr>
       <w:r>
@@ -1833,14 +2842,14 @@
         <w:t xml:space="preserve">，会在批注列表里灰显并注明「原文已变动」，由你决定是否删除。</w:t>
       </w:r>
     </w:p>
-    <w:bookmarkEnd w:id="29"/>
-    <w:bookmarkStart w:id="30" w:name="设置与界面主题"/>
+    <w:bookmarkEnd w:id="32"/>
+    <w:bookmarkStart w:id="33" w:name="设置与界面主题"/>
     <w:p>
       <w:pPr>
         <w:pStyle w:val="Heading3"/>
       </w:pPr>
       <w:r>
-        <w:t xml:space="preserve">6. </w:t>
+        <w:t xml:space="preserve">9. </w:t>
       </w:r>
       <w:r>
         <w:rPr>
@@ -1879,7 +2888,7 @@
         <w:pStyle w:val="Compact"/>
         <w:numPr>
           <w:ilvl w:val="0"/>
-          <w:numId w:val="1007"/>
+          <w:numId w:val="1011"/>
         </w:numPr>
       </w:pPr>
       <w:r>
@@ -2010,7 +3019,7 @@
         <w:pStyle w:val="Compact"/>
         <w:numPr>
           <w:ilvl w:val="0"/>
-          <w:numId w:val="1007"/>
+          <w:numId w:val="1011"/>
         </w:numPr>
       </w:pPr>
       <w:r>
@@ -2048,7 +3057,7 @@
         <w:pStyle w:val="Compact"/>
         <w:numPr>
           <w:ilvl w:val="0"/>
-          <w:numId w:val="1007"/>
+          <w:numId w:val="1011"/>
         </w:numPr>
       </w:pPr>
       <w:r>
@@ -2103,7 +3112,7 @@
         <w:pStyle w:val="Compact"/>
         <w:numPr>
           <w:ilvl w:val="0"/>
-          <w:numId w:val="1007"/>
+          <w:numId w:val="1011"/>
         </w:numPr>
       </w:pPr>
       <w:r>
@@ -2138,14 +3147,14 @@
         <w:t xml:space="preserve">抽屉左上角的「返回」回到进入设置前的页面。</w:t>
       </w:r>
     </w:p>
-    <w:bookmarkEnd w:id="30"/>
-    <w:bookmarkStart w:id="31" w:name="检查更新"/>
+    <w:bookmarkEnd w:id="33"/>
+    <w:bookmarkStart w:id="34" w:name="检查更新"/>
     <w:p>
       <w:pPr>
         <w:pStyle w:val="Heading3"/>
       </w:pPr>
       <w:r>
-        <w:t xml:space="preserve">7. </w:t>
+        <w:t xml:space="preserve">10. </w:t>
       </w:r>
       <w:r>
         <w:rPr>
@@ -2232,14 +3241,14 @@
         <w:t xml:space="preserve">这项设置存在本机，跟随应用而非账号——本应用没有账号。</w:t>
       </w:r>
     </w:p>
-    <w:bookmarkEnd w:id="31"/>
-    <w:bookmarkStart w:id="32" w:name="接入-ai-助手mcp"/>
+    <w:bookmarkEnd w:id="34"/>
+    <w:bookmarkStart w:id="35" w:name="接入-ai-助手mcp"/>
     <w:p>
       <w:pPr>
         <w:pStyle w:val="Heading3"/>
       </w:pPr>
       <w:r>
-        <w:t xml:space="preserve">8. </w:t>
+        <w:t xml:space="preserve">11. </w:t>
       </w:r>
       <w:r>
         <w:rPr>
@@ -2274,7 +3283,7 @@
         <w:rPr>
           <w:rFonts w:hint="eastAsia"/>
         </w:rPr>
-        <w:t xml:space="preserve">服务。接上之后，Claude</w:t>
+        <w:t xml:space="preserve">服务，随应用一并分发。接上之后，Claude</w:t>
       </w:r>
       <w:r>
         <w:t xml:space="preserve"> Code、Codex </w:t>
@@ -2348,7 +3357,7 @@
         <w:pStyle w:val="Compact"/>
         <w:numPr>
           <w:ilvl w:val="0"/>
-          <w:numId w:val="1008"/>
+          <w:numId w:val="1012"/>
         </w:numPr>
       </w:pPr>
       <w:r>
@@ -2376,7 +3385,7 @@
         <w:pStyle w:val="Compact"/>
         <w:numPr>
           <w:ilvl w:val="0"/>
-          <w:numId w:val="1008"/>
+          <w:numId w:val="1012"/>
         </w:numPr>
       </w:pPr>
       <w:r>
@@ -2419,7 +3428,7 @@
         <w:pStyle w:val="Compact"/>
         <w:numPr>
           <w:ilvl w:val="0"/>
-          <w:numId w:val="1008"/>
+          <w:numId w:val="1012"/>
         </w:numPr>
       </w:pPr>
       <w:r>
@@ -2493,7 +3502,272 @@
         <w:rPr>
           <w:rFonts w:hint="eastAsia"/>
         </w:rPr>
-        <w:t xml:space="preserve">工具会多出七个功能：全文检索、读原文、浏览目录、查术语、查法条、看图谱关联、列内容清单。它同样离线运行：AI</w:t>
+        <w:t xml:space="preserve">工具会多出七个工具：</w:t>
+      </w:r>
+    </w:p>
+    <w:tbl>
+      <w:tblPr>
+        <w:tblStyle w:val="Table"/>
+        <w:tblW w:type="auto" w:w="0"/>
+        <w:tblLook w:firstRow="1" w:lastRow="0" w:firstColumn="0" w:lastColumn="0" w:noHBand="0" w:noVBand="0" w:val="0020"/>
+      </w:tblPr>
+      <w:tblGrid>
+        <w:gridCol w:w="3960"/>
+        <w:gridCol w:w="3960"/>
+      </w:tblGrid>
+      <w:tr>
+        <w:trPr>
+          <w:tblHeader w:val="on"/>
+        </w:trPr>
+        <w:tc>
+          <w:tcPr/>
+          <w:p>
+            <w:pPr>
+              <w:pStyle w:val="Compact"/>
+            </w:pPr>
+            <w:r>
+              <w:rPr>
+                <w:rFonts w:hint="eastAsia"/>
+              </w:rPr>
+              <w:t xml:space="preserve">工具</w:t>
+            </w:r>
+          </w:p>
+        </w:tc>
+        <w:tc>
+          <w:tcPr/>
+          <w:p>
+            <w:pPr>
+              <w:pStyle w:val="Compact"/>
+            </w:pPr>
+            <w:r>
+              <w:rPr>
+                <w:rFonts w:hint="eastAsia"/>
+              </w:rPr>
+              <w:t xml:space="preserve">用途</w:t>
+            </w:r>
+          </w:p>
+        </w:tc>
+      </w:tr>
+      <w:tr>
+        <w:tc>
+          <w:tcPr/>
+          <w:p>
+            <w:pPr>
+              <w:pStyle w:val="Compact"/>
+            </w:pPr>
+            <w:r>
+              <w:rPr>
+                <w:rStyle w:val="VerbatimChar"/>
+              </w:rPr>
+              <w:t xml:space="preserve">search_kb</w:t>
+            </w:r>
+          </w:p>
+        </w:tc>
+        <w:tc>
+          <w:tcPr/>
+          <w:p>
+            <w:pPr>
+              <w:pStyle w:val="Compact"/>
+            </w:pPr>
+            <w:r>
+              <w:rPr>
+                <w:rFonts w:hint="eastAsia"/>
+              </w:rPr>
+              <w:t xml:space="preserve">全文检索，返回命中页面的书目、层级路径与命中片段</w:t>
+            </w:r>
+          </w:p>
+        </w:tc>
+      </w:tr>
+      <w:tr>
+        <w:tc>
+          <w:tcPr/>
+          <w:p>
+            <w:pPr>
+              <w:pStyle w:val="Compact"/>
+            </w:pPr>
+            <w:r>
+              <w:rPr>
+                <w:rStyle w:val="VerbatimChar"/>
+              </w:rPr>
+              <w:t xml:space="preserve">read_node</w:t>
+            </w:r>
+          </w:p>
+        </w:tc>
+        <w:tc>
+          <w:tcPr/>
+          <w:p>
+            <w:pPr>
+              <w:pStyle w:val="Compact"/>
+            </w:pPr>
+            <w:r>
+              <w:rPr>
+                <w:rFonts w:hint="eastAsia"/>
+              </w:rPr>
+              <w:t xml:space="preserve">分页读取节点原文</w:t>
+            </w:r>
+          </w:p>
+        </w:tc>
+      </w:tr>
+      <w:tr>
+        <w:tc>
+          <w:tcPr/>
+          <w:p>
+            <w:pPr>
+              <w:pStyle w:val="Compact"/>
+            </w:pPr>
+            <w:r>
+              <w:rPr>
+                <w:rStyle w:val="VerbatimChar"/>
+              </w:rPr>
+              <w:t xml:space="preserve">browse_toc</w:t>
+            </w:r>
+          </w:p>
+        </w:tc>
+        <w:tc>
+          <w:tcPr/>
+          <w:p>
+            <w:pPr>
+              <w:pStyle w:val="Compact"/>
+            </w:pPr>
+            <w:r>
+              <w:rPr>
+                <w:rFonts w:hint="eastAsia"/>
+              </w:rPr>
+              <w:t xml:space="preserve">按层级浏览目录树</w:t>
+            </w:r>
+          </w:p>
+        </w:tc>
+      </w:tr>
+      <w:tr>
+        <w:tc>
+          <w:tcPr/>
+          <w:p>
+            <w:pPr>
+              <w:pStyle w:val="Compact"/>
+            </w:pPr>
+            <w:r>
+              <w:rPr>
+                <w:rStyle w:val="VerbatimChar"/>
+              </w:rPr>
+              <w:t xml:space="preserve">lookup_term</w:t>
+            </w:r>
+          </w:p>
+        </w:tc>
+        <w:tc>
+          <w:tcPr/>
+          <w:p>
+            <w:pPr>
+              <w:pStyle w:val="Compact"/>
+            </w:pPr>
+            <w:r>
+              <w:rPr>
+                <w:rFonts w:hint="eastAsia"/>
+              </w:rPr>
+              <w:t xml:space="preserve">查术语的释义、各书出处、关联法条与相关术语</w:t>
+            </w:r>
+          </w:p>
+        </w:tc>
+      </w:tr>
+      <w:tr>
+        <w:tc>
+          <w:tcPr/>
+          <w:p>
+            <w:pPr>
+              <w:pStyle w:val="Compact"/>
+            </w:pPr>
+            <w:r>
+              <w:rPr>
+                <w:rStyle w:val="VerbatimChar"/>
+              </w:rPr>
+              <w:t xml:space="preserve">find_law</w:t>
+            </w:r>
+          </w:p>
+        </w:tc>
+        <w:tc>
+          <w:tcPr/>
+          <w:p>
+            <w:pPr>
+              <w:pStyle w:val="Compact"/>
+            </w:pPr>
+            <w:r>
+              <w:rPr>
+                <w:rFonts w:hint="eastAsia"/>
+              </w:rPr>
+              <w:t xml:space="preserve">按条号直达法条原文，并反查引用该条的章节</w:t>
+            </w:r>
+          </w:p>
+        </w:tc>
+      </w:tr>
+      <w:tr>
+        <w:tc>
+          <w:tcPr/>
+          <w:p>
+            <w:pPr>
+              <w:pStyle w:val="Compact"/>
+            </w:pPr>
+            <w:r>
+              <w:rPr>
+                <w:rStyle w:val="VerbatimChar"/>
+              </w:rPr>
+              <w:t xml:space="preserve">related_nodes</w:t>
+            </w:r>
+          </w:p>
+        </w:tc>
+        <w:tc>
+          <w:tcPr/>
+          <w:p>
+            <w:pPr>
+              <w:pStyle w:val="Compact"/>
+            </w:pPr>
+            <w:r>
+              <w:rPr>
+                <w:rFonts w:hint="eastAsia"/>
+              </w:rPr>
+              <w:t xml:space="preserve">查询知识图谱中的关联关系</w:t>
+            </w:r>
+          </w:p>
+        </w:tc>
+      </w:tr>
+      <w:tr>
+        <w:tc>
+          <w:tcPr/>
+          <w:p>
+            <w:pPr>
+              <w:pStyle w:val="Compact"/>
+            </w:pPr>
+            <w:r>
+              <w:rPr>
+                <w:rStyle w:val="VerbatimChar"/>
+              </w:rPr>
+              <w:t xml:space="preserve">list_books</w:t>
+            </w:r>
+          </w:p>
+        </w:tc>
+        <w:tc>
+          <w:tcPr/>
+          <w:p>
+            <w:pPr>
+              <w:pStyle w:val="Compact"/>
+            </w:pPr>
+            <w:r>
+              <w:rPr>
+                <w:rFonts w:hint="eastAsia"/>
+              </w:rPr>
+              <w:t xml:space="preserve">获取收录文献清单与规模</w:t>
+            </w:r>
+          </w:p>
+        </w:tc>
+      </w:tr>
+    </w:tbl>
+    <w:p>
+      <w:pPr>
+        <w:pStyle w:val="BodyText"/>
+      </w:pPr>
+      <w:r>
+        <w:rPr>
+          <w:rFonts w:hint="eastAsia"/>
+        </w:rPr>
+        <w:t xml:space="preserve">它同样离线运行：AI</w:t>
       </w:r>
       <w:r>
         <w:t xml:space="preserve"> </w:t>
@@ -2512,9 +3786,9 @@
         </w:pict>
       </w:r>
     </w:p>
-    <w:bookmarkEnd w:id="32"/>
-    <w:bookmarkEnd w:id="33"/>
-    <w:bookmarkStart w:id="34" w:name="隐私"/>
+    <w:bookmarkEnd w:id="35"/>
+    <w:bookmarkEnd w:id="36"/>
+    <w:bookmarkStart w:id="37" w:name="隐私"/>
     <w:p>
       <w:pPr>
         <w:pStyle w:val="Heading2"/>
@@ -2531,7 +3805,7 @@
         <w:pStyle w:val="Compact"/>
         <w:numPr>
           <w:ilvl w:val="0"/>
-          <w:numId w:val="1009"/>
+          <w:numId w:val="1013"/>
         </w:numPr>
       </w:pPr>
       <w:r>
@@ -2560,7 +3834,7 @@
         <w:pStyle w:val="Compact"/>
         <w:numPr>
           <w:ilvl w:val="0"/>
-          <w:numId w:val="1009"/>
+          <w:numId w:val="1013"/>
         </w:numPr>
       </w:pPr>
       <w:r>
@@ -2598,7 +3872,7 @@
         <w:pStyle w:val="Compact"/>
         <w:numPr>
           <w:ilvl w:val="0"/>
-          <w:numId w:val="1009"/>
+          <w:numId w:val="1013"/>
         </w:numPr>
       </w:pPr>
       <w:r>
@@ -2613,7 +3887,7 @@
         <w:pStyle w:val="Compact"/>
         <w:numPr>
           <w:ilvl w:val="0"/>
-          <w:numId w:val="1009"/>
+          <w:numId w:val="1013"/>
         </w:numPr>
       </w:pPr>
       <w:r>
@@ -2653,8 +3927,8 @@
         </w:pict>
       </w:r>
     </w:p>
-    <w:bookmarkEnd w:id="34"/>
-    <w:bookmarkStart w:id="35" w:name="常见问题"/>
+    <w:bookmarkEnd w:id="37"/>
+    <w:bookmarkStart w:id="38" w:name="常见问题"/>
     <w:p>
       <w:pPr>
         <w:pStyle w:val="Heading2"/>
@@ -2800,7 +4074,7 @@
           <w:b/>
           <w:bCs/>
         </w:rPr>
-        <w:t xml:space="preserve">图谱页很卡</w:t>
+        <w:t xml:space="preserve">图谱总览节点太多，看不清</w:t>
       </w:r>
       <w:r>
         <w:t xml:space="preserve"> </w:t>
@@ -2809,7 +4083,34 @@
         <w:rPr>
           <w:rFonts w:hint="eastAsia"/>
         </w:rPr>
-        <w:t xml:space="preserve">全库图有两千多个节点。默认只显示骨架层（不含术语），如果你切到了「显示术语」，节点会翻倍。切回默认即可。</w:t>
+        <w:t xml:space="preserve">全库图共</w:t>
+      </w:r>
+      <w:r>
+        <w:t xml:space="preserve"> 7706 </w:t>
+      </w:r>
+      <w:r>
+        <w:rPr>
+          <w:rFonts w:hint="eastAsia"/>
+        </w:rPr>
+        <w:t xml:space="preserve">个节点：文献与章节节点</w:t>
+      </w:r>
+      <w:r>
+        <w:t xml:space="preserve"> 5963 </w:t>
+      </w:r>
+      <w:r>
+        <w:rPr>
+          <w:rFonts w:hint="eastAsia"/>
+        </w:rPr>
+        <w:t xml:space="preserve">个，术语节点</w:t>
+      </w:r>
+      <w:r>
+        <w:t xml:space="preserve"> 1743 </w:t>
+      </w:r>
+      <w:r>
+        <w:rPr>
+          <w:rFonts w:hint="eastAsia"/>
+        </w:rPr>
+        <w:t xml:space="preserve">个。术语层默认隐藏，先看文献层即可。若仍嫌拥挤，有三种收窄办法：点法域标签只看一到几个法域；点图例行首的「骨架」只留主干七书；或用图例逐组隐藏不关心的部分。想看术语但不想被它淹没时，把术语层切到「弱化」而非「显示」。</w:t>
       </w:r>
     </w:p>
     <w:p>
@@ -2855,8 +4156,8 @@
         </w:pict>
       </w:r>
     </w:p>
-    <w:bookmarkEnd w:id="35"/>
-    <w:bookmarkStart w:id="36" w:name="版本"/>
+    <w:bookmarkEnd w:id="38"/>
+    <w:bookmarkStart w:id="39" w:name="版本"/>
     <w:p>
       <w:pPr>
         <w:pStyle w:val="Heading2"/>
@@ -2918,8 +4219,8 @@
         <w:t xml:space="preserve">。</w:t>
       </w:r>
     </w:p>
-    <w:bookmarkEnd w:id="36"/>
-    <w:bookmarkEnd w:id="37"/>
+    <w:bookmarkEnd w:id="39"/>
+    <w:bookmarkEnd w:id="40"/>
     <w:sectPr>
       <w:footerReference r:id="rId9" w:type="default"/>
       <w:headerReference r:id="rId10" w:type="default"/>
@@ -3339,12 +4640,51 @@
     <w:abstractNumId w:val="991"/>
   </w:num>
   <w:num w:numId="1007">
-    <w:abstractNumId w:val="991"/>
+    <w:abstractNumId w:val="99411"/>
+    <w:lvlOverride w:ilvl="0">
+      <w:startOverride w:val="1"/>
+    </w:lvlOverride>
+    <w:lvlOverride w:ilvl="1">
+      <w:startOverride w:val="1"/>
+    </w:lvlOverride>
+    <w:lvlOverride w:ilvl="2">
+      <w:startOverride w:val="1"/>
+    </w:lvlOverride>
+    <w:lvlOverride w:ilvl="3">
+      <w:startOverride w:val="1"/>
+    </w:lvlOverride>
+    <w:lvlOverride w:ilvl="4">
+      <w:startOverride w:val="1"/>
+    </w:lvlOverride>
+    <w:lvlOverride w:ilvl="5">
+      <w:startOverride w:val="1"/>
+    </w:lvlOverride>
+    <w:lvlOverride w:ilvl="6">
+      <w:startOverride w:val="1"/>
+    </w:lvlOverride>
+    <w:lvlOverride w:ilvl="7">
+      <w:startOverride w:val="1"/>
+    </w:lvlOverride>
+    <w:lvlOverride w:ilvl="8">
+      <w:startOverride w:val="1"/>
+    </w:lvlOverride>
   </w:num>
   <w:num w:numId="1008">
     <w:abstractNumId w:val="991"/>
   </w:num>
   <w:num w:numId="1009">
+    <w:abstractNumId w:val="991"/>
+  </w:num>
+  <w:num w:numId="1010">
+    <w:abstractNumId w:val="991"/>
+  </w:num>
+  <w:num w:numId="1011">
+    <w:abstractNumId w:val="991"/>
+  </w:num>
+  <w:num w:numId="1012">
+    <w:abstractNumId w:val="991"/>
+  </w:num>
+  <w:num w:numId="1013">
     <w:abstractNumId w:val="991"/>
   </w:num>
 </w:numbering>

--- a/使用说明.docx
+++ b/使用说明.docx
@@ -772,7 +772,7 @@
         <w:rPr>
           <w:rStyle w:val="VerbatimChar"/>
         </w:rPr>
-        <w:t xml:space="preserve">IPReader-1.6.0-arm64.dmg</w:t>
+        <w:t xml:space="preserve">IPReader-1.7.0-arm64.dmg</w:t>
       </w:r>
       <w:r>
         <w:rPr>
@@ -982,7 +982,7 @@
         <w:rPr>
           <w:rStyle w:val="VerbatimChar"/>
         </w:rPr>
-        <w:t xml:space="preserve">IPReader-Setup-1.6.0.exe</w:t>
+        <w:t xml:space="preserve">IPReader-Setup-1.7.0.exe</w:t>
       </w:r>
       <w:r>
         <w:rPr>
@@ -1178,6 +1178,34 @@
         <w:pStyle w:val="BodyText"/>
       </w:pPr>
       <w:r>
+        <w:t xml:space="preserve">macOS </w:t>
+      </w:r>
+      <w:r>
+        <w:rPr>
+          <w:rFonts w:hint="eastAsia"/>
+        </w:rPr>
+        <w:t xml:space="preserve">下窗口顶部另有一条标题条，</w:t>
+      </w:r>
+      <w:r>
+        <w:rPr>
+          <w:rFonts w:hint="eastAsia"/>
+          <w:b/>
+          <w:bCs/>
+        </w:rPr>
+        <w:t xml:space="preserve">显示当前正文在目录中的位置</w:t>
+      </w:r>
+      <w:r>
+        <w:rPr>
+          <w:rFonts w:hint="eastAsia"/>
+        </w:rPr>
+        <w:t xml:space="preserve">：自书名起，依次列出章、节直至当前小节，翻页或跳转后自动更新。窗口收窄时中间层级先收成省略号，书名与当前小节标题最后才让位。</w:t>
+      </w:r>
+    </w:p>
+    <w:p>
+      <w:pPr>
+        <w:pStyle w:val="BodyText"/>
+      </w:pPr>
+      <w:r>
         <w:rPr>
           <w:rFonts w:hint="eastAsia"/>
         </w:rPr>
@@ -1950,6 +1978,25 @@
           <w:rFonts w:hint="eastAsia"/>
         </w:rPr>
         <w:t xml:space="preserve">全景坐标在构建时已经算好，因此图谱总览打开即见成图，术语层的开关也是即时生效。</w:t>
+      </w:r>
+    </w:p>
+    <w:p>
+      <w:pPr>
+        <w:pStyle w:val="BodyText"/>
+      </w:pPr>
+      <w:r>
+        <w:rPr>
+          <w:rFonts w:hint="eastAsia"/>
+          <w:b/>
+          <w:bCs/>
+        </w:rPr>
+        <w:t xml:space="preserve">改变窗口大小后，图谱自动重新适配到画面中</w:t>
+      </w:r>
+      <w:r>
+        <w:rPr>
+          <w:rFonts w:hint="eastAsia"/>
+        </w:rPr>
+        <w:t xml:space="preserve">，不必再手动缩放找回全景；但若你已亲手缩放或平移过视角，则以你当前的视角为准，窗口尺寸变化不会把它拉回全景。</w:t>
       </w:r>
     </w:p>
     <w:p>
@@ -3492,6 +3539,74 @@
       <w:r>
         <w:rPr>
           <w:rFonts w:hint="eastAsia"/>
+          <w:b/>
+          <w:bCs/>
+        </w:rPr>
+        <w:t xml:space="preserve">要接入</w:t>
+      </w:r>
+      <w:r>
+        <w:rPr>
+          <w:b/>
+          <w:bCs/>
+        </w:rPr>
+        <w:t xml:space="preserve"> Claude Code、Codex </w:t>
+      </w:r>
+      <w:r>
+        <w:rPr>
+          <w:rFonts w:hint="eastAsia"/>
+          <w:b/>
+          <w:bCs/>
+        </w:rPr>
+        <w:t xml:space="preserve">之外的客户端</w:t>
+      </w:r>
+      <w:r>
+        <w:rPr>
+          <w:rFonts w:hint="eastAsia"/>
+        </w:rPr>
+        <w:t xml:space="preserve">（Claude</w:t>
+      </w:r>
+      <w:r>
+        <w:t xml:space="preserve"> Desktop、opencode </w:t>
+      </w:r>
+      <w:r>
+        <w:rPr>
+          <w:rFonts w:hint="eastAsia"/>
+        </w:rPr>
+        <w:t xml:space="preserve">系、Hermes、ZCode</w:t>
+      </w:r>
+      <w:r>
+        <w:t xml:space="preserve"> </w:t>
+      </w:r>
+      <w:r>
+        <w:rPr>
+          <w:rFonts w:hint="eastAsia"/>
+        </w:rPr>
+        <w:t xml:space="preserve">等），源码仓库内附一个多端安装器与配套指南，见</w:t>
+      </w:r>
+      <w:r>
+        <w:t xml:space="preserve"> </w:t>
+      </w:r>
+      <w:r>
+        <w:rPr>
+          <w:rStyle w:val="VerbatimChar"/>
+          <w:rFonts w:hint="eastAsia"/>
+        </w:rPr>
+        <w:t xml:space="preserve">mcp/docs/MCP-安装指南.md</w:t>
+      </w:r>
+      <w:r>
+        <w:rPr>
+          <w:rFonts w:hint="eastAsia"/>
+        </w:rPr>
+        <w:t xml:space="preserve">：安装器直接支持七个目标，另有十二家给出可照抄的配置片段。</w:t>
+      </w:r>
+    </w:p>
+    <w:p>
+      <w:pPr>
+        <w:pStyle w:val="BodyText"/>
+      </w:pPr>
+      <w:r>
+        <w:rPr>
+          <w:rFonts w:hint="eastAsia"/>
         </w:rPr>
         <w:t xml:space="preserve">接好后，AI</w:t>
       </w:r>
@@ -3502,18 +3617,20 @@
         <w:rPr>
           <w:rFonts w:hint="eastAsia"/>
         </w:rPr>
-        <w:t xml:space="preserve">工具会多出七个工具：</w:t>
+        <w:t xml:space="preserve">工具会多出十三个工具：</w:t>
       </w:r>
     </w:p>
     <w:tbl>
       <w:tblPr>
         <w:tblStyle w:val="Table"/>
-        <w:tblW w:type="auto" w:w="0"/>
+        <w:tblW w:type="pct" w:w="5000"/>
+        <w:tblLayout w:type="fixed"/>
         <w:tblLook w:firstRow="1" w:lastRow="0" w:firstColumn="0" w:lastColumn="0" w:noHBand="0" w:noVBand="0" w:val="0020"/>
       </w:tblPr>
       <w:tblGrid>
-        <w:gridCol w:w="3960"/>
-        <w:gridCol w:w="3960"/>
+        <w:gridCol w:w="2640"/>
+        <w:gridCol w:w="2640"/>
+        <w:gridCol w:w="2640"/>
       </w:tblGrid>
       <w:tr>
         <w:trPr>
@@ -3543,6 +3660,20 @@
               <w:rPr>
                 <w:rFonts w:hint="eastAsia"/>
               </w:rPr>
+              <w:t xml:space="preserve">中文名</w:t>
+            </w:r>
+          </w:p>
+        </w:tc>
+        <w:tc>
+          <w:tcPr/>
+          <w:p>
+            <w:pPr>
+              <w:pStyle w:val="Compact"/>
+            </w:pPr>
+            <w:r>
+              <w:rPr>
+                <w:rFonts w:hint="eastAsia"/>
+              </w:rPr>
               <w:t xml:space="preserve">用途</w:t>
             </w:r>
           </w:p>
@@ -3573,6 +3704,20 @@
               <w:rPr>
                 <w:rFonts w:hint="eastAsia"/>
               </w:rPr>
+              <w:t xml:space="preserve">全文检索</w:t>
+            </w:r>
+          </w:p>
+        </w:tc>
+        <w:tc>
+          <w:tcPr/>
+          <w:p>
+            <w:pPr>
+              <w:pStyle w:val="Compact"/>
+            </w:pPr>
+            <w:r>
+              <w:rPr>
+                <w:rFonts w:hint="eastAsia"/>
+              </w:rPr>
               <w:t xml:space="preserve">全文检索，返回命中页面的书目、层级路径与命中片段</w:t>
             </w:r>
           </w:p>
@@ -3603,6 +3748,20 @@
               <w:rPr>
                 <w:rFonts w:hint="eastAsia"/>
               </w:rPr>
+              <w:t xml:space="preserve">读取原文</w:t>
+            </w:r>
+          </w:p>
+        </w:tc>
+        <w:tc>
+          <w:tcPr/>
+          <w:p>
+            <w:pPr>
+              <w:pStyle w:val="Compact"/>
+            </w:pPr>
+            <w:r>
+              <w:rPr>
+                <w:rFonts w:hint="eastAsia"/>
+              </w:rPr>
               <w:t xml:space="preserve">分页读取节点原文</w:t>
             </w:r>
           </w:p>
@@ -3633,6 +3792,20 @@
               <w:rPr>
                 <w:rFonts w:hint="eastAsia"/>
               </w:rPr>
+              <w:t xml:space="preserve">浏览目录</w:t>
+            </w:r>
+          </w:p>
+        </w:tc>
+        <w:tc>
+          <w:tcPr/>
+          <w:p>
+            <w:pPr>
+              <w:pStyle w:val="Compact"/>
+            </w:pPr>
+            <w:r>
+              <w:rPr>
+                <w:rFonts w:hint="eastAsia"/>
+              </w:rPr>
               <w:t xml:space="preserve">按层级浏览目录树</w:t>
             </w:r>
           </w:p>
@@ -3663,6 +3836,20 @@
               <w:rPr>
                 <w:rFonts w:hint="eastAsia"/>
               </w:rPr>
+              <w:t xml:space="preserve">查术语</w:t>
+            </w:r>
+          </w:p>
+        </w:tc>
+        <w:tc>
+          <w:tcPr/>
+          <w:p>
+            <w:pPr>
+              <w:pStyle w:val="Compact"/>
+            </w:pPr>
+            <w:r>
+              <w:rPr>
+                <w:rFonts w:hint="eastAsia"/>
+              </w:rPr>
               <w:t xml:space="preserve">查术语的释义、各书出处、关联法条与相关术语</w:t>
             </w:r>
           </w:p>
@@ -3693,6 +3880,20 @@
               <w:rPr>
                 <w:rFonts w:hint="eastAsia"/>
               </w:rPr>
+              <w:t xml:space="preserve">查法条</w:t>
+            </w:r>
+          </w:p>
+        </w:tc>
+        <w:tc>
+          <w:tcPr/>
+          <w:p>
+            <w:pPr>
+              <w:pStyle w:val="Compact"/>
+            </w:pPr>
+            <w:r>
+              <w:rPr>
+                <w:rFonts w:hint="eastAsia"/>
+              </w:rPr>
               <w:t xml:space="preserve">按条号直达法条原文，并反查引用该条的章节</w:t>
             </w:r>
           </w:p>
@@ -3723,6 +3924,20 @@
               <w:rPr>
                 <w:rFonts w:hint="eastAsia"/>
               </w:rPr>
+              <w:t xml:space="preserve">关联节点</w:t>
+            </w:r>
+          </w:p>
+        </w:tc>
+        <w:tc>
+          <w:tcPr/>
+          <w:p>
+            <w:pPr>
+              <w:pStyle w:val="Compact"/>
+            </w:pPr>
+            <w:r>
+              <w:rPr>
+                <w:rFonts w:hint="eastAsia"/>
+              </w:rPr>
               <w:t xml:space="preserve">查询知识图谱中的关联关系</w:t>
             </w:r>
           </w:p>
@@ -3753,7 +3968,285 @@
               <w:rPr>
                 <w:rFonts w:hint="eastAsia"/>
               </w:rPr>
+              <w:t xml:space="preserve">内容清单</w:t>
+            </w:r>
+          </w:p>
+        </w:tc>
+        <w:tc>
+          <w:tcPr/>
+          <w:p>
+            <w:pPr>
+              <w:pStyle w:val="Compact"/>
+            </w:pPr>
+            <w:r>
+              <w:rPr>
+                <w:rFonts w:hint="eastAsia"/>
+              </w:rPr>
               <w:t xml:space="preserve">获取收录文献清单与规模</w:t>
+            </w:r>
+          </w:p>
+        </w:tc>
+      </w:tr>
+      <w:tr>
+        <w:tc>
+          <w:tcPr/>
+          <w:p>
+            <w:pPr>
+              <w:pStyle w:val="Compact"/>
+            </w:pPr>
+            <w:r>
+              <w:rPr>
+                <w:rStyle w:val="VerbatimChar"/>
+              </w:rPr>
+              <w:t xml:space="preserve">list_articles</w:t>
+            </w:r>
+          </w:p>
+        </w:tc>
+        <w:tc>
+          <w:tcPr/>
+          <w:p>
+            <w:pPr>
+              <w:pStyle w:val="Compact"/>
+            </w:pPr>
+            <w:r>
+              <w:rPr>
+                <w:rFonts w:hint="eastAsia"/>
+              </w:rPr>
+              <w:t xml:space="preserve">条文目录</w:t>
+            </w:r>
+          </w:p>
+        </w:tc>
+        <w:tc>
+          <w:tcPr/>
+          <w:p>
+            <w:pPr>
+              <w:pStyle w:val="Compact"/>
+            </w:pPr>
+            <w:r>
+              <w:rPr>
+                <w:rFonts w:hint="eastAsia"/>
+              </w:rPr>
+              <w:t xml:space="preserve">列出某部法的全部条号与条旨，用于通览条文骨架、核对条号</w:t>
+            </w:r>
+          </w:p>
+        </w:tc>
+      </w:tr>
+      <w:tr>
+        <w:tc>
+          <w:tcPr/>
+          <w:p>
+            <w:pPr>
+              <w:pStyle w:val="Compact"/>
+            </w:pPr>
+            <w:r>
+              <w:rPr>
+                <w:rStyle w:val="VerbatimChar"/>
+              </w:rPr>
+              <w:t xml:space="preserve">compare_articles</w:t>
+            </w:r>
+          </w:p>
+        </w:tc>
+        <w:tc>
+          <w:tcPr/>
+          <w:p>
+            <w:pPr>
+              <w:pStyle w:val="Compact"/>
+            </w:pPr>
+            <w:r>
+              <w:rPr>
+                <w:rFonts w:hint="eastAsia"/>
+              </w:rPr>
+              <w:t xml:space="preserve">条文对照</w:t>
+            </w:r>
+          </w:p>
+        </w:tc>
+        <w:tc>
+          <w:tcPr/>
+          <w:p>
+            <w:pPr>
+              <w:pStyle w:val="Compact"/>
+            </w:pPr>
+            <w:r>
+              <w:rPr>
+                <w:rFonts w:hint="eastAsia"/>
+              </w:rPr>
+              <w:t xml:space="preserve">并列取回多条法条正文，供同法连续条号或跨法同主题的对照</w:t>
+            </w:r>
+          </w:p>
+        </w:tc>
+      </w:tr>
+      <w:tr>
+        <w:tc>
+          <w:tcPr/>
+          <w:p>
+            <w:pPr>
+              <w:pStyle w:val="Compact"/>
+            </w:pPr>
+            <w:r>
+              <w:rPr>
+                <w:rStyle w:val="VerbatimChar"/>
+              </w:rPr>
+              <w:t xml:space="preserve">batch_read</w:t>
+            </w:r>
+          </w:p>
+        </w:tc>
+        <w:tc>
+          <w:tcPr/>
+          <w:p>
+            <w:pPr>
+              <w:pStyle w:val="Compact"/>
+            </w:pPr>
+            <w:r>
+              <w:rPr>
+                <w:rFonts w:hint="eastAsia"/>
+              </w:rPr>
+              <w:t xml:space="preserve">批量读取</w:t>
+            </w:r>
+          </w:p>
+        </w:tc>
+        <w:tc>
+          <w:tcPr/>
+          <w:p>
+            <w:pPr>
+              <w:pStyle w:val="Compact"/>
+            </w:pPr>
+            <w:r>
+              <w:rPr>
+                <w:rFonts w:hint="eastAsia"/>
+              </w:rPr>
+              <w:t xml:space="preserve">一次读取多个节点的摘要或正文节选，省去逐个往返</w:t>
+            </w:r>
+          </w:p>
+        </w:tc>
+      </w:tr>
+      <w:tr>
+        <w:tc>
+          <w:tcPr/>
+          <w:p>
+            <w:pPr>
+              <w:pStyle w:val="Compact"/>
+            </w:pPr>
+            <w:r>
+              <w:rPr>
+                <w:rStyle w:val="VerbatimChar"/>
+              </w:rPr>
+              <w:t xml:space="preserve">filter_books</w:t>
+            </w:r>
+          </w:p>
+        </w:tc>
+        <w:tc>
+          <w:tcPr/>
+          <w:p>
+            <w:pPr>
+              <w:pStyle w:val="Compact"/>
+            </w:pPr>
+            <w:r>
+              <w:rPr>
+                <w:rFonts w:hint="eastAsia"/>
+              </w:rPr>
+              <w:t xml:space="preserve">筛选书目</w:t>
+            </w:r>
+          </w:p>
+        </w:tc>
+        <w:tc>
+          <w:tcPr/>
+          <w:p>
+            <w:pPr>
+              <w:pStyle w:val="Compact"/>
+            </w:pPr>
+            <w:r>
+              <w:rPr>
+                <w:rFonts w:hint="eastAsia"/>
+              </w:rPr>
+              <w:t xml:space="preserve">按国家、法域、文献类型、效力状态筛选书目，返回域键清单与分布摘要</w:t>
+            </w:r>
+          </w:p>
+        </w:tc>
+      </w:tr>
+      <w:tr>
+        <w:tc>
+          <w:tcPr/>
+          <w:p>
+            <w:pPr>
+              <w:pStyle w:val="Compact"/>
+            </w:pPr>
+            <w:r>
+              <w:rPr>
+                <w:rStyle w:val="VerbatimChar"/>
+              </w:rPr>
+              <w:t xml:space="preserve">find_citing_sections</w:t>
+            </w:r>
+          </w:p>
+        </w:tc>
+        <w:tc>
+          <w:tcPr/>
+          <w:p>
+            <w:pPr>
+              <w:pStyle w:val="Compact"/>
+            </w:pPr>
+            <w:r>
+              <w:rPr>
+                <w:rFonts w:hint="eastAsia"/>
+              </w:rPr>
+              <w:t xml:space="preserve">引用链反查</w:t>
+            </w:r>
+          </w:p>
+        </w:tc>
+        <w:tc>
+          <w:tcPr/>
+          <w:p>
+            <w:pPr>
+              <w:pStyle w:val="Compact"/>
+            </w:pPr>
+            <w:r>
+              <w:rPr>
+                <w:rFonts w:hint="eastAsia"/>
+              </w:rPr>
+              <w:t xml:space="preserve">反查哪些章节引用了某法某条，按被引次数降序</w:t>
+            </w:r>
+          </w:p>
+        </w:tc>
+      </w:tr>
+      <w:tr>
+        <w:tc>
+          <w:tcPr/>
+          <w:p>
+            <w:pPr>
+              <w:pStyle w:val="Compact"/>
+            </w:pPr>
+            <w:r>
+              <w:rPr>
+                <w:rStyle w:val="VerbatimChar"/>
+              </w:rPr>
+              <w:t xml:space="preserve">get_brief</w:t>
+            </w:r>
+          </w:p>
+        </w:tc>
+        <w:tc>
+          <w:tcPr/>
+          <w:p>
+            <w:pPr>
+              <w:pStyle w:val="Compact"/>
+            </w:pPr>
+            <w:r>
+              <w:rPr>
+                <w:rFonts w:hint="eastAsia"/>
+              </w:rPr>
+              <w:t xml:space="preserve">节点摘要</w:t>
+            </w:r>
+          </w:p>
+        </w:tc>
+        <w:tc>
+          <w:tcPr/>
+          <w:p>
+            <w:pPr>
+              <w:pStyle w:val="Compact"/>
+            </w:pPr>
+            <w:r>
+              <w:rPr>
+                <w:rFonts w:hint="eastAsia"/>
+              </w:rPr>
+              <w:t xml:space="preserve">批量取节点的一句话摘要，供先判断再决定是否精读</w:t>
             </w:r>
           </w:p>
         </w:tc>
@@ -4177,7 +4670,7 @@
         <w:rPr>
           <w:rFonts w:hint="eastAsia"/>
         </w:rPr>
-        <w:t xml:space="preserve">v1.6.0。许可与内容来源见随附的</w:t>
+        <w:t xml:space="preserve">v1.7.0。许可与内容来源见随附的</w:t>
       </w:r>
       <w:r>
         <w:t xml:space="preserve"> </w:t>
